--- a/Thesis Report.docx
+++ b/Thesis Report.docx
@@ -993,7 +993,7 @@
       <w:bookmarkStart w:id="0" w:name="Abstract"/>
       <w:bookmarkStart w:id="1" w:name="_bookmark0"/>
       <w:bookmarkStart w:id="2" w:name="_Toc151025028"/>
-      <w:bookmarkStart w:id="3" w:name="_Toc235609984"/>
+      <w:bookmarkStart w:id="3" w:name="_Toc235635287"/>
       <w:bookmarkEnd w:id="0"/>
       <w:bookmarkEnd w:id="1"/>
       <w:r>
@@ -2216,7 +2216,7 @@
         </w:rPr>
       </w:pPr>
       <w:bookmarkStart w:id="4" w:name="_Toc151025029"/>
-      <w:bookmarkStart w:id="5" w:name="_Toc235609985"/>
+      <w:bookmarkStart w:id="5" w:name="_Toc235635288"/>
       <w:r>
         <w:rPr>
           <w:sz w:val="34"/>
@@ -3273,7 +3273,7 @@
         </w:rPr>
       </w:pPr>
       <w:bookmarkStart w:id="6" w:name="_Toc229483802"/>
-      <w:bookmarkStart w:id="7" w:name="_Toc235609986"/>
+      <w:bookmarkStart w:id="7" w:name="_Toc235635289"/>
       <w:r>
         <w:rPr>
           <w:sz w:val="34"/>
@@ -3493,7 +3493,7 @@
         </w:rPr>
       </w:pPr>
       <w:bookmarkStart w:id="8" w:name="_Toc151025033"/>
-      <w:bookmarkStart w:id="9" w:name="_Toc235609987"/>
+      <w:bookmarkStart w:id="9" w:name="_Toc235635290"/>
       <w:r>
         <w:rPr>
           <w:sz w:val="34"/>
@@ -3582,7 +3582,7 @@
             </w:rPr>
             <w:fldChar w:fldCharType="separate"/>
           </w:r>
-          <w:hyperlink w:anchor="_Toc235609984" w:history="1">
+          <w:hyperlink w:anchor="_Toc235635287" w:history="1">
             <w:r>
               <w:rPr>
                 <w:rStyle w:val="Hyperlink"/>
@@ -3609,7 +3609,7 @@
                 <w:noProof/>
                 <w:webHidden/>
               </w:rPr>
-              <w:instrText xml:space="preserve"> PAGEREF _Toc235609984 \h </w:instrText>
+              <w:instrText xml:space="preserve"> PAGEREF _Toc235635287 \h </w:instrText>
             </w:r>
             <w:r>
               <w:rPr>
@@ -3659,7 +3659,7 @@
               <w14:ligatures w14:val="standardContextual"/>
             </w:rPr>
           </w:pPr>
-          <w:hyperlink w:anchor="_Toc235609985" w:history="1">
+          <w:hyperlink w:anchor="_Toc235635288" w:history="1">
             <w:r>
               <w:rPr>
                 <w:rStyle w:val="Hyperlink"/>
@@ -3686,7 +3686,7 @@
                 <w:noProof/>
                 <w:webHidden/>
               </w:rPr>
-              <w:instrText xml:space="preserve"> PAGEREF _Toc235609985 \h </w:instrText>
+              <w:instrText xml:space="preserve"> PAGEREF _Toc235635288 \h </w:instrText>
             </w:r>
             <w:r>
               <w:rPr>
@@ -3736,7 +3736,7 @@
               <w14:ligatures w14:val="standardContextual"/>
             </w:rPr>
           </w:pPr>
-          <w:hyperlink w:anchor="_Toc235609986" w:history="1">
+          <w:hyperlink w:anchor="_Toc235635289" w:history="1">
             <w:r>
               <w:rPr>
                 <w:rStyle w:val="Hyperlink"/>
@@ -3763,7 +3763,7 @@
                 <w:noProof/>
                 <w:webHidden/>
               </w:rPr>
-              <w:instrText xml:space="preserve"> PAGEREF _Toc235609986 \h </w:instrText>
+              <w:instrText xml:space="preserve"> PAGEREF _Toc235635289 \h </w:instrText>
             </w:r>
             <w:r>
               <w:rPr>
@@ -3813,7 +3813,7 @@
               <w14:ligatures w14:val="standardContextual"/>
             </w:rPr>
           </w:pPr>
-          <w:hyperlink w:anchor="_Toc235609987" w:history="1">
+          <w:hyperlink w:anchor="_Toc235635290" w:history="1">
             <w:r>
               <w:rPr>
                 <w:rStyle w:val="Hyperlink"/>
@@ -3840,7 +3840,7 @@
                 <w:noProof/>
                 <w:webHidden/>
               </w:rPr>
-              <w:instrText xml:space="preserve"> PAGEREF _Toc235609987 \h </w:instrText>
+              <w:instrText xml:space="preserve"> PAGEREF _Toc235635290 \h </w:instrText>
             </w:r>
             <w:r>
               <w:rPr>
@@ -3890,7 +3890,7 @@
               <w14:ligatures w14:val="standardContextual"/>
             </w:rPr>
           </w:pPr>
-          <w:hyperlink w:anchor="_Toc235609988" w:history="1">
+          <w:hyperlink w:anchor="_Toc235635291" w:history="1">
             <w:r>
               <w:rPr>
                 <w:rStyle w:val="Hyperlink"/>
@@ -3947,7 +3947,7 @@
                 <w:noProof/>
                 <w:webHidden/>
               </w:rPr>
-              <w:instrText xml:space="preserve"> PAGEREF _Toc235609988 \h </w:instrText>
+              <w:instrText xml:space="preserve"> PAGEREF _Toc235635291 \h </w:instrText>
             </w:r>
             <w:r>
               <w:rPr>
@@ -3997,7 +3997,7 @@
               <w14:ligatures w14:val="standardContextual"/>
             </w:rPr>
           </w:pPr>
-          <w:hyperlink w:anchor="_Toc235609989" w:history="1">
+          <w:hyperlink w:anchor="_Toc235635292" w:history="1">
             <w:r>
               <w:rPr>
                 <w:rStyle w:val="Hyperlink"/>
@@ -4054,7 +4054,7 @@
                 <w:noProof/>
                 <w:webHidden/>
               </w:rPr>
-              <w:instrText xml:space="preserve"> PAGEREF _Toc235609989 \h </w:instrText>
+              <w:instrText xml:space="preserve"> PAGEREF _Toc235635292 \h </w:instrText>
             </w:r>
             <w:r>
               <w:rPr>
@@ -4104,7 +4104,7 @@
               <w14:ligatures w14:val="standardContextual"/>
             </w:rPr>
           </w:pPr>
-          <w:hyperlink w:anchor="_Toc235609990" w:history="1">
+          <w:hyperlink w:anchor="_Toc235635293" w:history="1">
             <w:r>
               <w:rPr>
                 <w:rStyle w:val="Hyperlink"/>
@@ -4161,7 +4161,7 @@
                 <w:noProof/>
                 <w:webHidden/>
               </w:rPr>
-              <w:instrText xml:space="preserve"> PAGEREF _Toc235609990 \h </w:instrText>
+              <w:instrText xml:space="preserve"> PAGEREF _Toc235635293 \h </w:instrText>
             </w:r>
             <w:r>
               <w:rPr>
@@ -4211,7 +4211,7 @@
               <w14:ligatures w14:val="standardContextual"/>
             </w:rPr>
           </w:pPr>
-          <w:hyperlink w:anchor="_Toc235609991" w:history="1">
+          <w:hyperlink w:anchor="_Toc235635294" w:history="1">
             <w:r>
               <w:rPr>
                 <w:rStyle w:val="Hyperlink"/>
@@ -4238,7 +4238,7 @@
                 <w:noProof/>
                 <w:webHidden/>
               </w:rPr>
-              <w:instrText xml:space="preserve"> PAGEREF _Toc235609991 \h </w:instrText>
+              <w:instrText xml:space="preserve"> PAGEREF _Toc235635294 \h </w:instrText>
             </w:r>
             <w:r>
               <w:rPr>
@@ -4288,7 +4288,7 @@
               <w14:ligatures w14:val="standardContextual"/>
             </w:rPr>
           </w:pPr>
-          <w:hyperlink w:anchor="_Toc235609992" w:history="1">
+          <w:hyperlink w:anchor="_Toc235635295" w:history="1">
             <w:r>
               <w:rPr>
                 <w:rStyle w:val="Hyperlink"/>
@@ -4315,7 +4315,7 @@
                 <w:noProof/>
                 <w:webHidden/>
               </w:rPr>
-              <w:instrText xml:space="preserve"> PAGEREF _Toc235609992 \h </w:instrText>
+              <w:instrText xml:space="preserve"> PAGEREF _Toc235635295 \h </w:instrText>
             </w:r>
             <w:r>
               <w:rPr>
@@ -4365,7 +4365,7 @@
               <w14:ligatures w14:val="standardContextual"/>
             </w:rPr>
           </w:pPr>
-          <w:hyperlink w:anchor="_Toc235609993" w:history="1">
+          <w:hyperlink w:anchor="_Toc235635296" w:history="1">
             <w:r>
               <w:rPr>
                 <w:rStyle w:val="Hyperlink"/>
@@ -4407,7 +4407,7 @@
                 <w:noProof/>
                 <w:webHidden/>
               </w:rPr>
-              <w:instrText xml:space="preserve"> PAGEREF _Toc235609993 \h </w:instrText>
+              <w:instrText xml:space="preserve"> PAGEREF _Toc235635296 \h </w:instrText>
             </w:r>
             <w:r>
               <w:rPr>
@@ -4457,7 +4457,7 @@
               <w14:ligatures w14:val="standardContextual"/>
             </w:rPr>
           </w:pPr>
-          <w:hyperlink w:anchor="_Toc235609994" w:history="1">
+          <w:hyperlink w:anchor="_Toc235635297" w:history="1">
             <w:r>
               <w:rPr>
                 <w:rStyle w:val="Hyperlink"/>
@@ -4484,7 +4484,7 @@
                 <w:noProof/>
                 <w:webHidden/>
               </w:rPr>
-              <w:instrText xml:space="preserve"> PAGEREF _Toc235609994 \h </w:instrText>
+              <w:instrText xml:space="preserve"> PAGEREF _Toc235635297 \h </w:instrText>
             </w:r>
             <w:r>
               <w:rPr>
@@ -4535,7 +4535,7 @@
               <w14:ligatures w14:val="standardContextual"/>
             </w:rPr>
           </w:pPr>
-          <w:hyperlink w:anchor="_Toc235609995" w:history="1">
+          <w:hyperlink w:anchor="_Toc235635298" w:history="1">
             <w:r>
               <w:rPr>
                 <w:rStyle w:val="Hyperlink"/>
@@ -4584,7 +4584,7 @@
                 <w:noProof/>
                 <w:webHidden/>
               </w:rPr>
-              <w:instrText xml:space="preserve"> PAGEREF _Toc235609995 \h </w:instrText>
+              <w:instrText xml:space="preserve"> PAGEREF _Toc235635298 \h </w:instrText>
             </w:r>
             <w:r>
               <w:rPr>
@@ -4635,7 +4635,7 @@
               <w14:ligatures w14:val="standardContextual"/>
             </w:rPr>
           </w:pPr>
-          <w:hyperlink w:anchor="_Toc235609996" w:history="1">
+          <w:hyperlink w:anchor="_Toc235635299" w:history="1">
             <w:r>
               <w:rPr>
                 <w:rStyle w:val="Hyperlink"/>
@@ -4684,7 +4684,7 @@
                 <w:noProof/>
                 <w:webHidden/>
               </w:rPr>
-              <w:instrText xml:space="preserve"> PAGEREF _Toc235609996 \h </w:instrText>
+              <w:instrText xml:space="preserve"> PAGEREF _Toc235635299 \h </w:instrText>
             </w:r>
             <w:r>
               <w:rPr>
@@ -4735,7 +4735,7 @@
               <w14:ligatures w14:val="standardContextual"/>
             </w:rPr>
           </w:pPr>
-          <w:hyperlink w:anchor="_Toc235609997" w:history="1">
+          <w:hyperlink w:anchor="_Toc235635300" w:history="1">
             <w:r>
               <w:rPr>
                 <w:rStyle w:val="Hyperlink"/>
@@ -4784,7 +4784,7 @@
                 <w:noProof/>
                 <w:webHidden/>
               </w:rPr>
-              <w:instrText xml:space="preserve"> PAGEREF _Toc235609997 \h </w:instrText>
+              <w:instrText xml:space="preserve"> PAGEREF _Toc235635300 \h </w:instrText>
             </w:r>
             <w:r>
               <w:rPr>
@@ -4835,7 +4835,7 @@
               <w14:ligatures w14:val="standardContextual"/>
             </w:rPr>
           </w:pPr>
-          <w:hyperlink w:anchor="_Toc235609998" w:history="1">
+          <w:hyperlink w:anchor="_Toc235635301" w:history="1">
             <w:r>
               <w:rPr>
                 <w:rStyle w:val="Hyperlink"/>
@@ -4884,7 +4884,7 @@
                 <w:noProof/>
                 <w:webHidden/>
               </w:rPr>
-              <w:instrText xml:space="preserve"> PAGEREF _Toc235609998 \h </w:instrText>
+              <w:instrText xml:space="preserve"> PAGEREF _Toc235635301 \h </w:instrText>
             </w:r>
             <w:r>
               <w:rPr>
@@ -4935,7 +4935,7 @@
               <w14:ligatures w14:val="standardContextual"/>
             </w:rPr>
           </w:pPr>
-          <w:hyperlink w:anchor="_Toc235609999" w:history="1">
+          <w:hyperlink w:anchor="_Toc235635302" w:history="1">
             <w:r>
               <w:rPr>
                 <w:rStyle w:val="Hyperlink"/>
@@ -4984,7 +4984,7 @@
                 <w:noProof/>
                 <w:webHidden/>
               </w:rPr>
-              <w:instrText xml:space="preserve"> PAGEREF _Toc235609999 \h </w:instrText>
+              <w:instrText xml:space="preserve"> PAGEREF _Toc235635302 \h </w:instrText>
             </w:r>
             <w:r>
               <w:rPr>
@@ -5035,7 +5035,7 @@
               <w14:ligatures w14:val="standardContextual"/>
             </w:rPr>
           </w:pPr>
-          <w:hyperlink w:anchor="_Toc235610000" w:history="1">
+          <w:hyperlink w:anchor="_Toc235635303" w:history="1">
             <w:r>
               <w:rPr>
                 <w:rStyle w:val="Hyperlink"/>
@@ -5084,7 +5084,7 @@
                 <w:noProof/>
                 <w:webHidden/>
               </w:rPr>
-              <w:instrText xml:space="preserve"> PAGEREF _Toc235610000 \h </w:instrText>
+              <w:instrText xml:space="preserve"> PAGEREF _Toc235635303 \h </w:instrText>
             </w:r>
             <w:r>
               <w:rPr>
@@ -5135,7 +5135,7 @@
               <w14:ligatures w14:val="standardContextual"/>
             </w:rPr>
           </w:pPr>
-          <w:hyperlink w:anchor="_Toc235610001" w:history="1">
+          <w:hyperlink w:anchor="_Toc235635304" w:history="1">
             <w:r>
               <w:rPr>
                 <w:rStyle w:val="Hyperlink"/>
@@ -5184,7 +5184,7 @@
                 <w:noProof/>
                 <w:webHidden/>
               </w:rPr>
-              <w:instrText xml:space="preserve"> PAGEREF _Toc235610001 \h </w:instrText>
+              <w:instrText xml:space="preserve"> PAGEREF _Toc235635304 \h </w:instrText>
             </w:r>
             <w:r>
               <w:rPr>
@@ -5235,7 +5235,7 @@
               <w14:ligatures w14:val="standardContextual"/>
             </w:rPr>
           </w:pPr>
-          <w:hyperlink w:anchor="_Toc235610002" w:history="1">
+          <w:hyperlink w:anchor="_Toc235635305" w:history="1">
             <w:r>
               <w:rPr>
                 <w:rStyle w:val="Hyperlink"/>
@@ -5284,7 +5284,7 @@
                 <w:noProof/>
                 <w:webHidden/>
               </w:rPr>
-              <w:instrText xml:space="preserve"> PAGEREF _Toc235610002 \h </w:instrText>
+              <w:instrText xml:space="preserve"> PAGEREF _Toc235635305 \h </w:instrText>
             </w:r>
             <w:r>
               <w:rPr>
@@ -5335,7 +5335,7 @@
               <w14:ligatures w14:val="standardContextual"/>
             </w:rPr>
           </w:pPr>
-          <w:hyperlink w:anchor="_Toc235610003" w:history="1">
+          <w:hyperlink w:anchor="_Toc235635306" w:history="1">
             <w:r>
               <w:rPr>
                 <w:rStyle w:val="Hyperlink"/>
@@ -5384,7 +5384,7 @@
                 <w:noProof/>
                 <w:webHidden/>
               </w:rPr>
-              <w:instrText xml:space="preserve"> PAGEREF _Toc235610003 \h </w:instrText>
+              <w:instrText xml:space="preserve"> PAGEREF _Toc235635306 \h </w:instrText>
             </w:r>
             <w:r>
               <w:rPr>
@@ -5435,7 +5435,7 @@
               <w14:ligatures w14:val="standardContextual"/>
             </w:rPr>
           </w:pPr>
-          <w:hyperlink w:anchor="_Toc235610004" w:history="1">
+          <w:hyperlink w:anchor="_Toc235635307" w:history="1">
             <w:r>
               <w:rPr>
                 <w:rStyle w:val="Hyperlink"/>
@@ -5484,7 +5484,7 @@
                 <w:noProof/>
                 <w:webHidden/>
               </w:rPr>
-              <w:instrText xml:space="preserve"> PAGEREF _Toc235610004 \h </w:instrText>
+              <w:instrText xml:space="preserve"> PAGEREF _Toc235635307 \h </w:instrText>
             </w:r>
             <w:r>
               <w:rPr>
@@ -5535,7 +5535,7 @@
               <w14:ligatures w14:val="standardContextual"/>
             </w:rPr>
           </w:pPr>
-          <w:hyperlink w:anchor="_Toc235610005" w:history="1">
+          <w:hyperlink w:anchor="_Toc235635308" w:history="1">
             <w:r>
               <w:rPr>
                 <w:rStyle w:val="Hyperlink"/>
@@ -5584,7 +5584,7 @@
                 <w:noProof/>
                 <w:webHidden/>
               </w:rPr>
-              <w:instrText xml:space="preserve"> PAGEREF _Toc235610005 \h </w:instrText>
+              <w:instrText xml:space="preserve"> PAGEREF _Toc235635308 \h </w:instrText>
             </w:r>
             <w:r>
               <w:rPr>
@@ -5634,7 +5634,7 @@
               <w14:ligatures w14:val="standardContextual"/>
             </w:rPr>
           </w:pPr>
-          <w:hyperlink w:anchor="_Toc235610006" w:history="1">
+          <w:hyperlink w:anchor="_Toc235635309" w:history="1">
             <w:r>
               <w:rPr>
                 <w:rStyle w:val="Hyperlink"/>
@@ -5676,7 +5676,7 @@
                 <w:noProof/>
                 <w:webHidden/>
               </w:rPr>
-              <w:instrText xml:space="preserve"> PAGEREF _Toc235610006 \h </w:instrText>
+              <w:instrText xml:space="preserve"> PAGEREF _Toc235635309 \h </w:instrText>
             </w:r>
             <w:r>
               <w:rPr>
@@ -5726,7 +5726,7 @@
               <w14:ligatures w14:val="standardContextual"/>
             </w:rPr>
           </w:pPr>
-          <w:hyperlink w:anchor="_Toc235610007" w:history="1">
+          <w:hyperlink w:anchor="_Toc235635310" w:history="1">
             <w:r>
               <w:rPr>
                 <w:rStyle w:val="Hyperlink"/>
@@ -5753,7 +5753,7 @@
                 <w:noProof/>
                 <w:webHidden/>
               </w:rPr>
-              <w:instrText xml:space="preserve"> PAGEREF _Toc235610007 \h </w:instrText>
+              <w:instrText xml:space="preserve"> PAGEREF _Toc235635310 \h </w:instrText>
             </w:r>
             <w:r>
               <w:rPr>
@@ -5804,7 +5804,7 @@
               <w14:ligatures w14:val="standardContextual"/>
             </w:rPr>
           </w:pPr>
-          <w:hyperlink w:anchor="_Toc235610008" w:history="1">
+          <w:hyperlink w:anchor="_Toc235635311" w:history="1">
             <w:r>
               <w:rPr>
                 <w:rStyle w:val="Hyperlink"/>
@@ -5853,7 +5853,7 @@
                 <w:noProof/>
                 <w:webHidden/>
               </w:rPr>
-              <w:instrText xml:space="preserve"> PAGEREF _Toc235610008 \h </w:instrText>
+              <w:instrText xml:space="preserve"> PAGEREF _Toc235635311 \h </w:instrText>
             </w:r>
             <w:r>
               <w:rPr>
@@ -5904,7 +5904,7 @@
               <w14:ligatures w14:val="standardContextual"/>
             </w:rPr>
           </w:pPr>
-          <w:hyperlink w:anchor="_Toc235610009" w:history="1">
+          <w:hyperlink w:anchor="_Toc235635312" w:history="1">
             <w:r>
               <w:rPr>
                 <w:rStyle w:val="Hyperlink"/>
@@ -5953,7 +5953,7 @@
                 <w:noProof/>
                 <w:webHidden/>
               </w:rPr>
-              <w:instrText xml:space="preserve"> PAGEREF _Toc235610009 \h </w:instrText>
+              <w:instrText xml:space="preserve"> PAGEREF _Toc235635312 \h </w:instrText>
             </w:r>
             <w:r>
               <w:rPr>
@@ -6002,7 +6002,7 @@
               <w14:ligatures w14:val="standardContextual"/>
             </w:rPr>
           </w:pPr>
-          <w:hyperlink w:anchor="_Toc235610010" w:history="1">
+          <w:hyperlink w:anchor="_Toc235635313" w:history="1">
             <w:r>
               <w:rPr>
                 <w:rStyle w:val="Hyperlink"/>
@@ -6029,7 +6029,7 @@
                 <w:noProof/>
                 <w:webHidden/>
               </w:rPr>
-              <w:instrText xml:space="preserve"> PAGEREF _Toc235610010 \h </w:instrText>
+              <w:instrText xml:space="preserve"> PAGEREF _Toc235635313 \h </w:instrText>
             </w:r>
             <w:r>
               <w:rPr>
@@ -6078,7 +6078,7 @@
               <w14:ligatures w14:val="standardContextual"/>
             </w:rPr>
           </w:pPr>
-          <w:hyperlink w:anchor="_Toc235610011" w:history="1">
+          <w:hyperlink w:anchor="_Toc235635314" w:history="1">
             <w:r>
               <w:rPr>
                 <w:rStyle w:val="Hyperlink"/>
@@ -6105,7 +6105,7 @@
                 <w:noProof/>
                 <w:webHidden/>
               </w:rPr>
-              <w:instrText xml:space="preserve"> PAGEREF _Toc235610011 \h </w:instrText>
+              <w:instrText xml:space="preserve"> PAGEREF _Toc235635314 \h </w:instrText>
             </w:r>
             <w:r>
               <w:rPr>
@@ -6154,7 +6154,7 @@
               <w14:ligatures w14:val="standardContextual"/>
             </w:rPr>
           </w:pPr>
-          <w:hyperlink w:anchor="_Toc235610012" w:history="1">
+          <w:hyperlink w:anchor="_Toc235635315" w:history="1">
             <w:r>
               <w:rPr>
                 <w:rStyle w:val="Hyperlink"/>
@@ -6181,7 +6181,7 @@
                 <w:noProof/>
                 <w:webHidden/>
               </w:rPr>
-              <w:instrText xml:space="preserve"> PAGEREF _Toc235610012 \h </w:instrText>
+              <w:instrText xml:space="preserve"> PAGEREF _Toc235635315 \h </w:instrText>
             </w:r>
             <w:r>
               <w:rPr>
@@ -6230,7 +6230,7 @@
               <w14:ligatures w14:val="standardContextual"/>
             </w:rPr>
           </w:pPr>
-          <w:hyperlink w:anchor="_Toc235610013" w:history="1">
+          <w:hyperlink w:anchor="_Toc235635316" w:history="1">
             <w:r>
               <w:rPr>
                 <w:rStyle w:val="Hyperlink"/>
@@ -6257,7 +6257,7 @@
                 <w:noProof/>
                 <w:webHidden/>
               </w:rPr>
-              <w:instrText xml:space="preserve"> PAGEREF _Toc235610013 \h </w:instrText>
+              <w:instrText xml:space="preserve"> PAGEREF _Toc235635316 \h </w:instrText>
             </w:r>
             <w:r>
               <w:rPr>
@@ -6306,7 +6306,7 @@
               <w14:ligatures w14:val="standardContextual"/>
             </w:rPr>
           </w:pPr>
-          <w:hyperlink w:anchor="_Toc235610014" w:history="1">
+          <w:hyperlink w:anchor="_Toc235635317" w:history="1">
             <w:r>
               <w:rPr>
                 <w:rStyle w:val="Hyperlink"/>
@@ -6333,7 +6333,7 @@
                 <w:noProof/>
                 <w:webHidden/>
               </w:rPr>
-              <w:instrText xml:space="preserve"> PAGEREF _Toc235610014 \h </w:instrText>
+              <w:instrText xml:space="preserve"> PAGEREF _Toc235635317 \h </w:instrText>
             </w:r>
             <w:r>
               <w:rPr>
@@ -6382,7 +6382,7 @@
               <w14:ligatures w14:val="standardContextual"/>
             </w:rPr>
           </w:pPr>
-          <w:hyperlink w:anchor="_Toc235610015" w:history="1">
+          <w:hyperlink w:anchor="_Toc235635318" w:history="1">
             <w:r>
               <w:rPr>
                 <w:rStyle w:val="Hyperlink"/>
@@ -6409,7 +6409,7 @@
                 <w:noProof/>
                 <w:webHidden/>
               </w:rPr>
-              <w:instrText xml:space="preserve"> PAGEREF _Toc235610015 \h </w:instrText>
+              <w:instrText xml:space="preserve"> PAGEREF _Toc235635318 \h </w:instrText>
             </w:r>
             <w:r>
               <w:rPr>
@@ -6458,7 +6458,7 @@
               <w14:ligatures w14:val="standardContextual"/>
             </w:rPr>
           </w:pPr>
-          <w:hyperlink w:anchor="_Toc235610016" w:history="1">
+          <w:hyperlink w:anchor="_Toc235635319" w:history="1">
             <w:r>
               <w:rPr>
                 <w:rStyle w:val="Hyperlink"/>
@@ -6485,7 +6485,7 @@
                 <w:noProof/>
                 <w:webHidden/>
               </w:rPr>
-              <w:instrText xml:space="preserve"> PAGEREF _Toc235610016 \h </w:instrText>
+              <w:instrText xml:space="preserve"> PAGEREF _Toc235635319 \h </w:instrText>
             </w:r>
             <w:r>
               <w:rPr>
@@ -6534,7 +6534,7 @@
               <w14:ligatures w14:val="standardContextual"/>
             </w:rPr>
           </w:pPr>
-          <w:hyperlink w:anchor="_Toc235610017" w:history="1">
+          <w:hyperlink w:anchor="_Toc235635320" w:history="1">
             <w:r>
               <w:rPr>
                 <w:rStyle w:val="Hyperlink"/>
@@ -6561,7 +6561,7 @@
                 <w:noProof/>
                 <w:webHidden/>
               </w:rPr>
-              <w:instrText xml:space="preserve"> PAGEREF _Toc235610017 \h </w:instrText>
+              <w:instrText xml:space="preserve"> PAGEREF _Toc235635320 \h </w:instrText>
             </w:r>
             <w:r>
               <w:rPr>
@@ -6610,7 +6610,7 @@
               <w14:ligatures w14:val="standardContextual"/>
             </w:rPr>
           </w:pPr>
-          <w:hyperlink w:anchor="_Toc235610018" w:history="1">
+          <w:hyperlink w:anchor="_Toc235635321" w:history="1">
             <w:r>
               <w:rPr>
                 <w:rStyle w:val="Hyperlink"/>
@@ -6637,7 +6637,7 @@
                 <w:noProof/>
                 <w:webHidden/>
               </w:rPr>
-              <w:instrText xml:space="preserve"> PAGEREF _Toc235610018 \h </w:instrText>
+              <w:instrText xml:space="preserve"> PAGEREF _Toc235635321 \h </w:instrText>
             </w:r>
             <w:r>
               <w:rPr>
@@ -6688,7 +6688,7 @@
               <w14:ligatures w14:val="standardContextual"/>
             </w:rPr>
           </w:pPr>
-          <w:hyperlink w:anchor="_Toc235610019" w:history="1">
+          <w:hyperlink w:anchor="_Toc235635322" w:history="1">
             <w:r>
               <w:rPr>
                 <w:rStyle w:val="Hyperlink"/>
@@ -6737,7 +6737,7 @@
                 <w:noProof/>
                 <w:webHidden/>
               </w:rPr>
-              <w:instrText xml:space="preserve"> PAGEREF _Toc235610019 \h </w:instrText>
+              <w:instrText xml:space="preserve"> PAGEREF _Toc235635322 \h </w:instrText>
             </w:r>
             <w:r>
               <w:rPr>
@@ -6788,7 +6788,7 @@
               <w14:ligatures w14:val="standardContextual"/>
             </w:rPr>
           </w:pPr>
-          <w:hyperlink w:anchor="_Toc235610020" w:history="1">
+          <w:hyperlink w:anchor="_Toc235635323" w:history="1">
             <w:r>
               <w:rPr>
                 <w:rStyle w:val="Hyperlink"/>
@@ -6837,7 +6837,7 @@
                 <w:noProof/>
                 <w:webHidden/>
               </w:rPr>
-              <w:instrText xml:space="preserve"> PAGEREF _Toc235610020 \h </w:instrText>
+              <w:instrText xml:space="preserve"> PAGEREF _Toc235635323 \h </w:instrText>
             </w:r>
             <w:r>
               <w:rPr>
@@ -6887,7 +6887,7 @@
               <w14:ligatures w14:val="standardContextual"/>
             </w:rPr>
           </w:pPr>
-          <w:hyperlink w:anchor="_Toc235610021" w:history="1">
+          <w:hyperlink w:anchor="_Toc235635324" w:history="1">
             <w:r>
               <w:rPr>
                 <w:rStyle w:val="Hyperlink"/>
@@ -6929,7 +6929,7 @@
                 <w:noProof/>
                 <w:webHidden/>
               </w:rPr>
-              <w:instrText xml:space="preserve"> PAGEREF _Toc235610021 \h </w:instrText>
+              <w:instrText xml:space="preserve"> PAGEREF _Toc235635324 \h </w:instrText>
             </w:r>
             <w:r>
               <w:rPr>
@@ -6979,7 +6979,7 @@
               <w14:ligatures w14:val="standardContextual"/>
             </w:rPr>
           </w:pPr>
-          <w:hyperlink w:anchor="_Toc235610022" w:history="1">
+          <w:hyperlink w:anchor="_Toc235635325" w:history="1">
             <w:r>
               <w:rPr>
                 <w:rStyle w:val="Hyperlink"/>
@@ -7006,7 +7006,7 @@
                 <w:noProof/>
                 <w:webHidden/>
               </w:rPr>
-              <w:instrText xml:space="preserve"> PAGEREF _Toc235610022 \h </w:instrText>
+              <w:instrText xml:space="preserve"> PAGEREF _Toc235635325 \h </w:instrText>
             </w:r>
             <w:r>
               <w:rPr>
@@ -7057,7 +7057,7 @@
               <w14:ligatures w14:val="standardContextual"/>
             </w:rPr>
           </w:pPr>
-          <w:hyperlink w:anchor="_Toc235610023" w:history="1">
+          <w:hyperlink w:anchor="_Toc235635326" w:history="1">
             <w:r>
               <w:rPr>
                 <w:rStyle w:val="Hyperlink"/>
@@ -7106,7 +7106,7 @@
                 <w:noProof/>
                 <w:webHidden/>
               </w:rPr>
-              <w:instrText xml:space="preserve"> PAGEREF _Toc235610023 \h </w:instrText>
+              <w:instrText xml:space="preserve"> PAGEREF _Toc235635326 \h </w:instrText>
             </w:r>
             <w:r>
               <w:rPr>
@@ -7157,7 +7157,7 @@
               <w14:ligatures w14:val="standardContextual"/>
             </w:rPr>
           </w:pPr>
-          <w:hyperlink w:anchor="_Toc235610024" w:history="1">
+          <w:hyperlink w:anchor="_Toc235635327" w:history="1">
             <w:r>
               <w:rPr>
                 <w:rStyle w:val="Hyperlink"/>
@@ -7206,7 +7206,7 @@
                 <w:noProof/>
                 <w:webHidden/>
               </w:rPr>
-              <w:instrText xml:space="preserve"> PAGEREF _Toc235610024 \h </w:instrText>
+              <w:instrText xml:space="preserve"> PAGEREF _Toc235635327 \h </w:instrText>
             </w:r>
             <w:r>
               <w:rPr>
@@ -7257,7 +7257,7 @@
               <w14:ligatures w14:val="standardContextual"/>
             </w:rPr>
           </w:pPr>
-          <w:hyperlink w:anchor="_Toc235610025" w:history="1">
+          <w:hyperlink w:anchor="_Toc235635328" w:history="1">
             <w:r>
               <w:rPr>
                 <w:rStyle w:val="Hyperlink"/>
@@ -7306,7 +7306,7 @@
                 <w:noProof/>
                 <w:webHidden/>
               </w:rPr>
-              <w:instrText xml:space="preserve"> PAGEREF _Toc235610025 \h </w:instrText>
+              <w:instrText xml:space="preserve"> PAGEREF _Toc235635328 \h </w:instrText>
             </w:r>
             <w:r>
               <w:rPr>
@@ -7357,7 +7357,7 @@
               <w14:ligatures w14:val="standardContextual"/>
             </w:rPr>
           </w:pPr>
-          <w:hyperlink w:anchor="_Toc235610026" w:history="1">
+          <w:hyperlink w:anchor="_Toc235635329" w:history="1">
             <w:r>
               <w:rPr>
                 <w:rStyle w:val="Hyperlink"/>
@@ -7406,7 +7406,7 @@
                 <w:noProof/>
                 <w:webHidden/>
               </w:rPr>
-              <w:instrText xml:space="preserve"> PAGEREF _Toc235610026 \h </w:instrText>
+              <w:instrText xml:space="preserve"> PAGEREF _Toc235635329 \h </w:instrText>
             </w:r>
             <w:r>
               <w:rPr>
@@ -7455,7 +7455,7 @@
               <w14:ligatures w14:val="standardContextual"/>
             </w:rPr>
           </w:pPr>
-          <w:hyperlink w:anchor="_Toc235610027" w:history="1">
+          <w:hyperlink w:anchor="_Toc235635330" w:history="1">
             <w:r>
               <w:rPr>
                 <w:rStyle w:val="Hyperlink"/>
@@ -7482,7 +7482,7 @@
                 <w:noProof/>
                 <w:webHidden/>
               </w:rPr>
-              <w:instrText xml:space="preserve"> PAGEREF _Toc235610027 \h </w:instrText>
+              <w:instrText xml:space="preserve"> PAGEREF _Toc235635330 \h </w:instrText>
             </w:r>
             <w:r>
               <w:rPr>
@@ -7531,7 +7531,7 @@
               <w14:ligatures w14:val="standardContextual"/>
             </w:rPr>
           </w:pPr>
-          <w:hyperlink w:anchor="_Toc235610028" w:history="1">
+          <w:hyperlink w:anchor="_Toc235635331" w:history="1">
             <w:r>
               <w:rPr>
                 <w:rStyle w:val="Hyperlink"/>
@@ -7558,7 +7558,7 @@
                 <w:noProof/>
                 <w:webHidden/>
               </w:rPr>
-              <w:instrText xml:space="preserve"> PAGEREF _Toc235610028 \h </w:instrText>
+              <w:instrText xml:space="preserve"> PAGEREF _Toc235635331 \h </w:instrText>
             </w:r>
             <w:r>
               <w:rPr>
@@ -7607,7 +7607,7 @@
               <w14:ligatures w14:val="standardContextual"/>
             </w:rPr>
           </w:pPr>
-          <w:hyperlink w:anchor="_Toc235610029" w:history="1">
+          <w:hyperlink w:anchor="_Toc235635332" w:history="1">
             <w:r>
               <w:rPr>
                 <w:rStyle w:val="Hyperlink"/>
@@ -7634,7 +7634,7 @@
                 <w:noProof/>
                 <w:webHidden/>
               </w:rPr>
-              <w:instrText xml:space="preserve"> PAGEREF _Toc235610029 \h </w:instrText>
+              <w:instrText xml:space="preserve"> PAGEREF _Toc235635332 \h </w:instrText>
             </w:r>
             <w:r>
               <w:rPr>
@@ -7683,7 +7683,7 @@
               <w14:ligatures w14:val="standardContextual"/>
             </w:rPr>
           </w:pPr>
-          <w:hyperlink w:anchor="_Toc235610030" w:history="1">
+          <w:hyperlink w:anchor="_Toc235635333" w:history="1">
             <w:r>
               <w:rPr>
                 <w:rStyle w:val="Hyperlink"/>
@@ -7710,7 +7710,7 @@
                 <w:noProof/>
                 <w:webHidden/>
               </w:rPr>
-              <w:instrText xml:space="preserve"> PAGEREF _Toc235610030 \h </w:instrText>
+              <w:instrText xml:space="preserve"> PAGEREF _Toc235635333 \h </w:instrText>
             </w:r>
             <w:r>
               <w:rPr>
@@ -7759,7 +7759,7 @@
               <w14:ligatures w14:val="standardContextual"/>
             </w:rPr>
           </w:pPr>
-          <w:hyperlink w:anchor="_Toc235610031" w:history="1">
+          <w:hyperlink w:anchor="_Toc235635334" w:history="1">
             <w:r>
               <w:rPr>
                 <w:rStyle w:val="Hyperlink"/>
@@ -7786,7 +7786,7 @@
                 <w:noProof/>
                 <w:webHidden/>
               </w:rPr>
-              <w:instrText xml:space="preserve"> PAGEREF _Toc235610031 \h </w:instrText>
+              <w:instrText xml:space="preserve"> PAGEREF _Toc235635334 \h </w:instrText>
             </w:r>
             <w:r>
               <w:rPr>
@@ -7835,7 +7835,7 @@
               <w14:ligatures w14:val="standardContextual"/>
             </w:rPr>
           </w:pPr>
-          <w:hyperlink w:anchor="_Toc235610032" w:history="1">
+          <w:hyperlink w:anchor="_Toc235635335" w:history="1">
             <w:r>
               <w:rPr>
                 <w:rStyle w:val="Hyperlink"/>
@@ -7862,7 +7862,7 @@
                 <w:noProof/>
                 <w:webHidden/>
               </w:rPr>
-              <w:instrText xml:space="preserve"> PAGEREF _Toc235610032 \h </w:instrText>
+              <w:instrText xml:space="preserve"> PAGEREF _Toc235635335 \h </w:instrText>
             </w:r>
             <w:r>
               <w:rPr>
@@ -7911,7 +7911,7 @@
               <w14:ligatures w14:val="standardContextual"/>
             </w:rPr>
           </w:pPr>
-          <w:hyperlink w:anchor="_Toc235610033" w:history="1">
+          <w:hyperlink w:anchor="_Toc235635336" w:history="1">
             <w:r>
               <w:rPr>
                 <w:rStyle w:val="Hyperlink"/>
@@ -7938,7 +7938,7 @@
                 <w:noProof/>
                 <w:webHidden/>
               </w:rPr>
-              <w:instrText xml:space="preserve"> PAGEREF _Toc235610033 \h </w:instrText>
+              <w:instrText xml:space="preserve"> PAGEREF _Toc235635336 \h </w:instrText>
             </w:r>
             <w:r>
               <w:rPr>
@@ -7987,7 +7987,7 @@
               <w14:ligatures w14:val="standardContextual"/>
             </w:rPr>
           </w:pPr>
-          <w:hyperlink w:anchor="_Toc235610034" w:history="1">
+          <w:hyperlink w:anchor="_Toc235635337" w:history="1">
             <w:r>
               <w:rPr>
                 <w:rStyle w:val="Hyperlink"/>
@@ -8014,7 +8014,7 @@
                 <w:noProof/>
                 <w:webHidden/>
               </w:rPr>
-              <w:instrText xml:space="preserve"> PAGEREF _Toc235610034 \h </w:instrText>
+              <w:instrText xml:space="preserve"> PAGEREF _Toc235635337 \h </w:instrText>
             </w:r>
             <w:r>
               <w:rPr>
@@ -8065,7 +8065,7 @@
               <w14:ligatures w14:val="standardContextual"/>
             </w:rPr>
           </w:pPr>
-          <w:hyperlink w:anchor="_Toc235610035" w:history="1">
+          <w:hyperlink w:anchor="_Toc235635338" w:history="1">
             <w:r>
               <w:rPr>
                 <w:rStyle w:val="Hyperlink"/>
@@ -8114,7 +8114,7 @@
                 <w:noProof/>
                 <w:webHidden/>
               </w:rPr>
-              <w:instrText xml:space="preserve"> PAGEREF _Toc235610035 \h </w:instrText>
+              <w:instrText xml:space="preserve"> PAGEREF _Toc235635338 \h </w:instrText>
             </w:r>
             <w:r>
               <w:rPr>
@@ -8163,7 +8163,7 @@
               <w14:ligatures w14:val="standardContextual"/>
             </w:rPr>
           </w:pPr>
-          <w:hyperlink w:anchor="_Toc235610036" w:history="1">
+          <w:hyperlink w:anchor="_Toc235635339" w:history="1">
             <w:r>
               <w:rPr>
                 <w:rStyle w:val="Hyperlink"/>
@@ -8190,7 +8190,7 @@
                 <w:noProof/>
                 <w:webHidden/>
               </w:rPr>
-              <w:instrText xml:space="preserve"> PAGEREF _Toc235610036 \h </w:instrText>
+              <w:instrText xml:space="preserve"> PAGEREF _Toc235635339 \h </w:instrText>
             </w:r>
             <w:r>
               <w:rPr>
@@ -8239,7 +8239,7 @@
               <w14:ligatures w14:val="standardContextual"/>
             </w:rPr>
           </w:pPr>
-          <w:hyperlink w:anchor="_Toc235610037" w:history="1">
+          <w:hyperlink w:anchor="_Toc235635340" w:history="1">
             <w:r>
               <w:rPr>
                 <w:rStyle w:val="Hyperlink"/>
@@ -8266,7 +8266,7 @@
                 <w:noProof/>
                 <w:webHidden/>
               </w:rPr>
-              <w:instrText xml:space="preserve"> PAGEREF _Toc235610037 \h </w:instrText>
+              <w:instrText xml:space="preserve"> PAGEREF _Toc235635340 \h </w:instrText>
             </w:r>
             <w:r>
               <w:rPr>
@@ -8317,7 +8317,7 @@
               <w14:ligatures w14:val="standardContextual"/>
             </w:rPr>
           </w:pPr>
-          <w:hyperlink w:anchor="_Toc235610038" w:history="1">
+          <w:hyperlink w:anchor="_Toc235635341" w:history="1">
             <w:r>
               <w:rPr>
                 <w:rStyle w:val="Hyperlink"/>
@@ -8366,7 +8366,7 @@
                 <w:noProof/>
                 <w:webHidden/>
               </w:rPr>
-              <w:instrText xml:space="preserve"> PAGEREF _Toc235610038 \h </w:instrText>
+              <w:instrText xml:space="preserve"> PAGEREF _Toc235635341 \h </w:instrText>
             </w:r>
             <w:r>
               <w:rPr>
@@ -8415,7 +8415,7 @@
               <w14:ligatures w14:val="standardContextual"/>
             </w:rPr>
           </w:pPr>
-          <w:hyperlink w:anchor="_Toc235610039" w:history="1">
+          <w:hyperlink w:anchor="_Toc235635342" w:history="1">
             <w:r>
               <w:rPr>
                 <w:rStyle w:val="Hyperlink"/>
@@ -8442,7 +8442,7 @@
                 <w:noProof/>
                 <w:webHidden/>
               </w:rPr>
-              <w:instrText xml:space="preserve"> PAGEREF _Toc235610039 \h </w:instrText>
+              <w:instrText xml:space="preserve"> PAGEREF _Toc235635342 \h </w:instrText>
             </w:r>
             <w:r>
               <w:rPr>
@@ -8491,7 +8491,7 @@
               <w14:ligatures w14:val="standardContextual"/>
             </w:rPr>
           </w:pPr>
-          <w:hyperlink w:anchor="_Toc235610040" w:history="1">
+          <w:hyperlink w:anchor="_Toc235635343" w:history="1">
             <w:r>
               <w:rPr>
                 <w:rStyle w:val="Hyperlink"/>
@@ -8518,7 +8518,7 @@
                 <w:noProof/>
                 <w:webHidden/>
               </w:rPr>
-              <w:instrText xml:space="preserve"> PAGEREF _Toc235610040 \h </w:instrText>
+              <w:instrText xml:space="preserve"> PAGEREF _Toc235635343 \h </w:instrText>
             </w:r>
             <w:r>
               <w:rPr>
@@ -8567,7 +8567,7 @@
               <w14:ligatures w14:val="standardContextual"/>
             </w:rPr>
           </w:pPr>
-          <w:hyperlink w:anchor="_Toc235610041" w:history="1">
+          <w:hyperlink w:anchor="_Toc235635344" w:history="1">
             <w:r>
               <w:rPr>
                 <w:rStyle w:val="Hyperlink"/>
@@ -8594,7 +8594,7 @@
                 <w:noProof/>
                 <w:webHidden/>
               </w:rPr>
-              <w:instrText xml:space="preserve"> PAGEREF _Toc235610041 \h </w:instrText>
+              <w:instrText xml:space="preserve"> PAGEREF _Toc235635344 \h </w:instrText>
             </w:r>
             <w:r>
               <w:rPr>
@@ -8643,7 +8643,7 @@
               <w14:ligatures w14:val="standardContextual"/>
             </w:rPr>
           </w:pPr>
-          <w:hyperlink w:anchor="_Toc235610042" w:history="1">
+          <w:hyperlink w:anchor="_Toc235635345" w:history="1">
             <w:r>
               <w:rPr>
                 <w:rStyle w:val="Hyperlink"/>
@@ -8670,7 +8670,7 @@
                 <w:noProof/>
                 <w:webHidden/>
               </w:rPr>
-              <w:instrText xml:space="preserve"> PAGEREF _Toc235610042 \h </w:instrText>
+              <w:instrText xml:space="preserve"> PAGEREF _Toc235635345 \h </w:instrText>
             </w:r>
             <w:r>
               <w:rPr>
@@ -8721,7 +8721,7 @@
               <w14:ligatures w14:val="standardContextual"/>
             </w:rPr>
           </w:pPr>
-          <w:hyperlink w:anchor="_Toc235610043" w:history="1">
+          <w:hyperlink w:anchor="_Toc235635346" w:history="1">
             <w:r>
               <w:rPr>
                 <w:rStyle w:val="Hyperlink"/>
@@ -8770,7 +8770,7 @@
                 <w:noProof/>
                 <w:webHidden/>
               </w:rPr>
-              <w:instrText xml:space="preserve"> PAGEREF _Toc235610043 \h </w:instrText>
+              <w:instrText xml:space="preserve"> PAGEREF _Toc235635346 \h </w:instrText>
             </w:r>
             <w:r>
               <w:rPr>
@@ -8821,7 +8821,7 @@
               <w14:ligatures w14:val="standardContextual"/>
             </w:rPr>
           </w:pPr>
-          <w:hyperlink w:anchor="_Toc235610044" w:history="1">
+          <w:hyperlink w:anchor="_Toc235635347" w:history="1">
             <w:r>
               <w:rPr>
                 <w:rStyle w:val="Hyperlink"/>
@@ -8870,7 +8870,7 @@
                 <w:noProof/>
                 <w:webHidden/>
               </w:rPr>
-              <w:instrText xml:space="preserve"> PAGEREF _Toc235610044 \h </w:instrText>
+              <w:instrText xml:space="preserve"> PAGEREF _Toc235635347 \h </w:instrText>
             </w:r>
             <w:r>
               <w:rPr>
@@ -8920,7 +8920,7 @@
               <w14:ligatures w14:val="standardContextual"/>
             </w:rPr>
           </w:pPr>
-          <w:hyperlink w:anchor="_Toc235610045" w:history="1">
+          <w:hyperlink w:anchor="_Toc235635348" w:history="1">
             <w:r>
               <w:rPr>
                 <w:rStyle w:val="Hyperlink"/>
@@ -8962,7 +8962,7 @@
                 <w:noProof/>
                 <w:webHidden/>
               </w:rPr>
-              <w:instrText xml:space="preserve"> PAGEREF _Toc235610045 \h </w:instrText>
+              <w:instrText xml:space="preserve"> PAGEREF _Toc235635348 \h </w:instrText>
             </w:r>
             <w:r>
               <w:rPr>
@@ -9012,7 +9012,7 @@
               <w14:ligatures w14:val="standardContextual"/>
             </w:rPr>
           </w:pPr>
-          <w:hyperlink w:anchor="_Toc235610046" w:history="1">
+          <w:hyperlink w:anchor="_Toc235635349" w:history="1">
             <w:r>
               <w:rPr>
                 <w:rStyle w:val="Hyperlink"/>
@@ -9039,7 +9039,7 @@
                 <w:noProof/>
                 <w:webHidden/>
               </w:rPr>
-              <w:instrText xml:space="preserve"> PAGEREF _Toc235610046 \h </w:instrText>
+              <w:instrText xml:space="preserve"> PAGEREF _Toc235635349 \h </w:instrText>
             </w:r>
             <w:r>
               <w:rPr>
@@ -9090,7 +9090,7 @@
               <w14:ligatures w14:val="standardContextual"/>
             </w:rPr>
           </w:pPr>
-          <w:hyperlink w:anchor="_Toc235610047" w:history="1">
+          <w:hyperlink w:anchor="_Toc235635350" w:history="1">
             <w:r>
               <w:rPr>
                 <w:rStyle w:val="Hyperlink"/>
@@ -9139,7 +9139,7 @@
                 <w:noProof/>
                 <w:webHidden/>
               </w:rPr>
-              <w:instrText xml:space="preserve"> PAGEREF _Toc235610047 \h </w:instrText>
+              <w:instrText xml:space="preserve"> PAGEREF _Toc235635350 \h </w:instrText>
             </w:r>
             <w:r>
               <w:rPr>
@@ -9190,7 +9190,7 @@
               <w14:ligatures w14:val="standardContextual"/>
             </w:rPr>
           </w:pPr>
-          <w:hyperlink w:anchor="_Toc235610048" w:history="1">
+          <w:hyperlink w:anchor="_Toc235635351" w:history="1">
             <w:r>
               <w:rPr>
                 <w:rStyle w:val="Hyperlink"/>
@@ -9239,7 +9239,7 @@
                 <w:noProof/>
                 <w:webHidden/>
               </w:rPr>
-              <w:instrText xml:space="preserve"> PAGEREF _Toc235610048 \h </w:instrText>
+              <w:instrText xml:space="preserve"> PAGEREF _Toc235635351 \h </w:instrText>
             </w:r>
             <w:r>
               <w:rPr>
@@ -9290,7 +9290,7 @@
               <w14:ligatures w14:val="standardContextual"/>
             </w:rPr>
           </w:pPr>
-          <w:hyperlink w:anchor="_Toc235610049" w:history="1">
+          <w:hyperlink w:anchor="_Toc235635352" w:history="1">
             <w:r>
               <w:rPr>
                 <w:rStyle w:val="Hyperlink"/>
@@ -9339,7 +9339,7 @@
                 <w:noProof/>
                 <w:webHidden/>
               </w:rPr>
-              <w:instrText xml:space="preserve"> PAGEREF _Toc235610049 \h </w:instrText>
+              <w:instrText xml:space="preserve"> PAGEREF _Toc235635352 \h </w:instrText>
             </w:r>
             <w:r>
               <w:rPr>
@@ -9390,7 +9390,7 @@
               <w14:ligatures w14:val="standardContextual"/>
             </w:rPr>
           </w:pPr>
-          <w:hyperlink w:anchor="_Toc235610050" w:history="1">
+          <w:hyperlink w:anchor="_Toc235635353" w:history="1">
             <w:r>
               <w:rPr>
                 <w:rStyle w:val="Hyperlink"/>
@@ -9439,7 +9439,7 @@
                 <w:noProof/>
                 <w:webHidden/>
               </w:rPr>
-              <w:instrText xml:space="preserve"> PAGEREF _Toc235610050 \h </w:instrText>
+              <w:instrText xml:space="preserve"> PAGEREF _Toc235635353 \h </w:instrText>
             </w:r>
             <w:r>
               <w:rPr>
@@ -9490,7 +9490,7 @@
               <w14:ligatures w14:val="standardContextual"/>
             </w:rPr>
           </w:pPr>
-          <w:hyperlink w:anchor="_Toc235610051" w:history="1">
+          <w:hyperlink w:anchor="_Toc235635354" w:history="1">
             <w:r>
               <w:rPr>
                 <w:rStyle w:val="Hyperlink"/>
@@ -9539,7 +9539,7 @@
                 <w:noProof/>
                 <w:webHidden/>
               </w:rPr>
-              <w:instrText xml:space="preserve"> PAGEREF _Toc235610051 \h </w:instrText>
+              <w:instrText xml:space="preserve"> PAGEREF _Toc235635354 \h </w:instrText>
             </w:r>
             <w:r>
               <w:rPr>
@@ -9588,7 +9588,7 @@
               <w14:ligatures w14:val="standardContextual"/>
             </w:rPr>
           </w:pPr>
-          <w:hyperlink w:anchor="_Toc235610052" w:history="1">
+          <w:hyperlink w:anchor="_Toc235635355" w:history="1">
             <w:r>
               <w:rPr>
                 <w:rStyle w:val="Hyperlink"/>
@@ -9615,7 +9615,7 @@
                 <w:noProof/>
                 <w:webHidden/>
               </w:rPr>
-              <w:instrText xml:space="preserve"> PAGEREF _Toc235610052 \h </w:instrText>
+              <w:instrText xml:space="preserve"> PAGEREF _Toc235635355 \h </w:instrText>
             </w:r>
             <w:r>
               <w:rPr>
@@ -9664,13 +9664,13 @@
               <w14:ligatures w14:val="standardContextual"/>
             </w:rPr>
           </w:pPr>
-          <w:hyperlink w:anchor="_Toc235610053" w:history="1">
+          <w:hyperlink w:anchor="_Toc235635356" w:history="1">
             <w:r>
               <w:rPr>
                 <w:rStyle w:val="Hyperlink"/>
                 <w:noProof/>
               </w:rPr>
-              <w:t>4.5.2 RQ2: Which Architecture is Best Suited to a Patient-Similarity Graph, and are the Differences Real?</w:t>
+              <w:t>4.5.2 RQ2: Which Architecture is Best Suited to a Patient-Similarity Graph, are the Differences Real?</w:t>
             </w:r>
             <w:r>
               <w:rPr>
@@ -9691,7 +9691,7 @@
                 <w:noProof/>
                 <w:webHidden/>
               </w:rPr>
-              <w:instrText xml:space="preserve"> PAGEREF _Toc235610053 \h </w:instrText>
+              <w:instrText xml:space="preserve"> PAGEREF _Toc235635356 \h </w:instrText>
             </w:r>
             <w:r>
               <w:rPr>
@@ -9740,13 +9740,13 @@
               <w14:ligatures w14:val="standardContextual"/>
             </w:rPr>
           </w:pPr>
-          <w:hyperlink w:anchor="_Toc235610054" w:history="1">
+          <w:hyperlink w:anchor="_Toc235635357" w:history="1">
             <w:r>
               <w:rPr>
                 <w:rStyle w:val="Hyperlink"/>
                 <w:noProof/>
               </w:rPr>
-              <w:t>4.5.2 RQ3: Does Feature Selection Improve Detection, or Only Parsimony?</w:t>
+              <w:t>4.5.3 RQ3: Does Feature Selection Improve Detection, or Only Parsimony?</w:t>
             </w:r>
             <w:r>
               <w:rPr>
@@ -9767,7 +9767,7 @@
                 <w:noProof/>
                 <w:webHidden/>
               </w:rPr>
-              <w:instrText xml:space="preserve"> PAGEREF _Toc235610054 \h </w:instrText>
+              <w:instrText xml:space="preserve"> PAGEREF _Toc235635357 \h </w:instrText>
             </w:r>
             <w:r>
               <w:rPr>
@@ -9816,7 +9816,7 @@
               <w14:ligatures w14:val="standardContextual"/>
             </w:rPr>
           </w:pPr>
-          <w:hyperlink w:anchor="_Toc235610055" w:history="1">
+          <w:hyperlink w:anchor="_Toc235635358" w:history="1">
             <w:r>
               <w:rPr>
                 <w:rStyle w:val="Hyperlink"/>
@@ -9843,7 +9843,7 @@
                 <w:noProof/>
                 <w:webHidden/>
               </w:rPr>
-              <w:instrText xml:space="preserve"> PAGEREF _Toc235610055 \h </w:instrText>
+              <w:instrText xml:space="preserve"> PAGEREF _Toc235635358 \h </w:instrText>
             </w:r>
             <w:r>
               <w:rPr>
@@ -9892,7 +9892,7 @@
               <w14:ligatures w14:val="standardContextual"/>
             </w:rPr>
           </w:pPr>
-          <w:hyperlink w:anchor="_Toc235610056" w:history="1">
+          <w:hyperlink w:anchor="_Toc235635359" w:history="1">
             <w:r>
               <w:rPr>
                 <w:rStyle w:val="Hyperlink"/>
@@ -9919,7 +9919,7 @@
                 <w:noProof/>
                 <w:webHidden/>
               </w:rPr>
-              <w:instrText xml:space="preserve"> PAGEREF _Toc235610056 \h </w:instrText>
+              <w:instrText xml:space="preserve"> PAGEREF _Toc235635359 \h </w:instrText>
             </w:r>
             <w:r>
               <w:rPr>
@@ -9968,7 +9968,7 @@
               <w14:ligatures w14:val="standardContextual"/>
             </w:rPr>
           </w:pPr>
-          <w:hyperlink w:anchor="_Toc235610057" w:history="1">
+          <w:hyperlink w:anchor="_Toc235635360" w:history="1">
             <w:r>
               <w:rPr>
                 <w:rStyle w:val="Hyperlink"/>
@@ -9995,7 +9995,7 @@
                 <w:noProof/>
                 <w:webHidden/>
               </w:rPr>
-              <w:instrText xml:space="preserve"> PAGEREF _Toc235610057 \h </w:instrText>
+              <w:instrText xml:space="preserve"> PAGEREF _Toc235635360 \h </w:instrText>
             </w:r>
             <w:r>
               <w:rPr>
@@ -10046,7 +10046,7 @@
               <w14:ligatures w14:val="standardContextual"/>
             </w:rPr>
           </w:pPr>
-          <w:hyperlink w:anchor="_Toc235610058" w:history="1">
+          <w:hyperlink w:anchor="_Toc235635361" w:history="1">
             <w:r>
               <w:rPr>
                 <w:rStyle w:val="Hyperlink"/>
@@ -10095,7 +10095,7 @@
                 <w:noProof/>
                 <w:webHidden/>
               </w:rPr>
-              <w:instrText xml:space="preserve"> PAGEREF _Toc235610058 \h </w:instrText>
+              <w:instrText xml:space="preserve"> PAGEREF _Toc235635361 \h </w:instrText>
             </w:r>
             <w:r>
               <w:rPr>
@@ -10145,7 +10145,7 @@
               <w14:ligatures w14:val="standardContextual"/>
             </w:rPr>
           </w:pPr>
-          <w:hyperlink w:anchor="_Toc235610059" w:history="1">
+          <w:hyperlink w:anchor="_Toc235635362" w:history="1">
             <w:r>
               <w:rPr>
                 <w:rStyle w:val="Hyperlink"/>
@@ -10187,7 +10187,7 @@
                 <w:noProof/>
                 <w:webHidden/>
               </w:rPr>
-              <w:instrText xml:space="preserve"> PAGEREF _Toc235610059 \h </w:instrText>
+              <w:instrText xml:space="preserve"> PAGEREF _Toc235635362 \h </w:instrText>
             </w:r>
             <w:r>
               <w:rPr>
@@ -10237,7 +10237,7 @@
               <w14:ligatures w14:val="standardContextual"/>
             </w:rPr>
           </w:pPr>
-          <w:hyperlink w:anchor="_Toc235610060" w:history="1">
+          <w:hyperlink w:anchor="_Toc235635363" w:history="1">
             <w:r>
               <w:rPr>
                 <w:rStyle w:val="Hyperlink"/>
@@ -10264,7 +10264,7 @@
                 <w:noProof/>
                 <w:webHidden/>
               </w:rPr>
-              <w:instrText xml:space="preserve"> PAGEREF _Toc235610060 \h </w:instrText>
+              <w:instrText xml:space="preserve"> PAGEREF _Toc235635363 \h </w:instrText>
             </w:r>
             <w:r>
               <w:rPr>
@@ -10315,7 +10315,7 @@
               <w14:ligatures w14:val="standardContextual"/>
             </w:rPr>
           </w:pPr>
-          <w:hyperlink w:anchor="_Toc235610061" w:history="1">
+          <w:hyperlink w:anchor="_Toc235635364" w:history="1">
             <w:r>
               <w:rPr>
                 <w:rStyle w:val="Hyperlink"/>
@@ -10364,7 +10364,7 @@
                 <w:noProof/>
                 <w:webHidden/>
               </w:rPr>
-              <w:instrText xml:space="preserve"> PAGEREF _Toc235610061 \h </w:instrText>
+              <w:instrText xml:space="preserve"> PAGEREF _Toc235635364 \h </w:instrText>
             </w:r>
             <w:r>
               <w:rPr>
@@ -10415,7 +10415,7 @@
               <w14:ligatures w14:val="standardContextual"/>
             </w:rPr>
           </w:pPr>
-          <w:hyperlink w:anchor="_Toc235610062" w:history="1">
+          <w:hyperlink w:anchor="_Toc235635365" w:history="1">
             <w:r>
               <w:rPr>
                 <w:rStyle w:val="Hyperlink"/>
@@ -10464,7 +10464,7 @@
                 <w:noProof/>
                 <w:webHidden/>
               </w:rPr>
-              <w:instrText xml:space="preserve"> PAGEREF _Toc235610062 \h </w:instrText>
+              <w:instrText xml:space="preserve"> PAGEREF _Toc235635365 \h </w:instrText>
             </w:r>
             <w:r>
               <w:rPr>
@@ -10515,7 +10515,7 @@
               <w14:ligatures w14:val="standardContextual"/>
             </w:rPr>
           </w:pPr>
-          <w:hyperlink w:anchor="_Toc235610063" w:history="1">
+          <w:hyperlink w:anchor="_Toc235635366" w:history="1">
             <w:r>
               <w:rPr>
                 <w:rStyle w:val="Hyperlink"/>
@@ -10564,7 +10564,7 @@
                 <w:noProof/>
                 <w:webHidden/>
               </w:rPr>
-              <w:instrText xml:space="preserve"> PAGEREF _Toc235610063 \h </w:instrText>
+              <w:instrText xml:space="preserve"> PAGEREF _Toc235635366 \h </w:instrText>
             </w:r>
             <w:r>
               <w:rPr>
@@ -10615,7 +10615,7 @@
               <w14:ligatures w14:val="standardContextual"/>
             </w:rPr>
           </w:pPr>
-          <w:hyperlink w:anchor="_Toc235610064" w:history="1">
+          <w:hyperlink w:anchor="_Toc235635367" w:history="1">
             <w:r>
               <w:rPr>
                 <w:rStyle w:val="Hyperlink"/>
@@ -10664,7 +10664,7 @@
                 <w:noProof/>
                 <w:webHidden/>
               </w:rPr>
-              <w:instrText xml:space="preserve"> PAGEREF _Toc235610064 \h </w:instrText>
+              <w:instrText xml:space="preserve"> PAGEREF _Toc235635367 \h </w:instrText>
             </w:r>
             <w:r>
               <w:rPr>
@@ -10715,7 +10715,7 @@
               <w14:ligatures w14:val="standardContextual"/>
             </w:rPr>
           </w:pPr>
-          <w:hyperlink w:anchor="_Toc235610065" w:history="1">
+          <w:hyperlink w:anchor="_Toc235635368" w:history="1">
             <w:r>
               <w:rPr>
                 <w:rStyle w:val="Hyperlink"/>
@@ -10764,7 +10764,7 @@
                 <w:noProof/>
                 <w:webHidden/>
               </w:rPr>
-              <w:instrText xml:space="preserve"> PAGEREF _Toc235610065 \h </w:instrText>
+              <w:instrText xml:space="preserve"> PAGEREF _Toc235635368 \h </w:instrText>
             </w:r>
             <w:r>
               <w:rPr>
@@ -10815,7 +10815,7 @@
               <w14:ligatures w14:val="standardContextual"/>
             </w:rPr>
           </w:pPr>
-          <w:hyperlink w:anchor="_Toc235610066" w:history="1">
+          <w:hyperlink w:anchor="_Toc235635369" w:history="1">
             <w:r>
               <w:rPr>
                 <w:rStyle w:val="Hyperlink"/>
@@ -10864,7 +10864,7 @@
                 <w:noProof/>
                 <w:webHidden/>
               </w:rPr>
-              <w:instrText xml:space="preserve"> PAGEREF _Toc235610066 \h </w:instrText>
+              <w:instrText xml:space="preserve"> PAGEREF _Toc235635369 \h </w:instrText>
             </w:r>
             <w:r>
               <w:rPr>
@@ -10915,7 +10915,7 @@
               <w14:ligatures w14:val="standardContextual"/>
             </w:rPr>
           </w:pPr>
-          <w:hyperlink w:anchor="_Toc235610067" w:history="1">
+          <w:hyperlink w:anchor="_Toc235635370" w:history="1">
             <w:r>
               <w:rPr>
                 <w:rStyle w:val="Hyperlink"/>
@@ -10964,7 +10964,7 @@
                 <w:noProof/>
                 <w:webHidden/>
               </w:rPr>
-              <w:instrText xml:space="preserve"> PAGEREF _Toc235610067 \h </w:instrText>
+              <w:instrText xml:space="preserve"> PAGEREF _Toc235635370 \h </w:instrText>
             </w:r>
             <w:r>
               <w:rPr>
@@ -11015,7 +11015,7 @@
               <w14:ligatures w14:val="standardContextual"/>
             </w:rPr>
           </w:pPr>
-          <w:hyperlink w:anchor="_Toc235610068" w:history="1">
+          <w:hyperlink w:anchor="_Toc235635371" w:history="1">
             <w:r>
               <w:rPr>
                 <w:rStyle w:val="Hyperlink"/>
@@ -11064,7 +11064,7 @@
                 <w:noProof/>
                 <w:webHidden/>
               </w:rPr>
-              <w:instrText xml:space="preserve"> PAGEREF _Toc235610068 \h </w:instrText>
+              <w:instrText xml:space="preserve"> PAGEREF _Toc235635371 \h </w:instrText>
             </w:r>
             <w:r>
               <w:rPr>
@@ -11115,7 +11115,7 @@
               <w14:ligatures w14:val="standardContextual"/>
             </w:rPr>
           </w:pPr>
-          <w:hyperlink w:anchor="_Toc235610069" w:history="1">
+          <w:hyperlink w:anchor="_Toc235635372" w:history="1">
             <w:r>
               <w:rPr>
                 <w:rStyle w:val="Hyperlink"/>
@@ -11164,7 +11164,7 @@
                 <w:noProof/>
                 <w:webHidden/>
               </w:rPr>
-              <w:instrText xml:space="preserve"> PAGEREF _Toc235610069 \h </w:instrText>
+              <w:instrText xml:space="preserve"> PAGEREF _Toc235635372 \h </w:instrText>
             </w:r>
             <w:r>
               <w:rPr>
@@ -11215,7 +11215,7 @@
               <w14:ligatures w14:val="standardContextual"/>
             </w:rPr>
           </w:pPr>
-          <w:hyperlink w:anchor="_Toc235610070" w:history="1">
+          <w:hyperlink w:anchor="_Toc235635373" w:history="1">
             <w:r>
               <w:rPr>
                 <w:rStyle w:val="Hyperlink"/>
@@ -11264,7 +11264,7 @@
                 <w:noProof/>
                 <w:webHidden/>
               </w:rPr>
-              <w:instrText xml:space="preserve"> PAGEREF _Toc235610070 \h </w:instrText>
+              <w:instrText xml:space="preserve"> PAGEREF _Toc235635373 \h </w:instrText>
             </w:r>
             <w:r>
               <w:rPr>
@@ -11315,7 +11315,7 @@
               <w14:ligatures w14:val="standardContextual"/>
             </w:rPr>
           </w:pPr>
-          <w:hyperlink w:anchor="_Toc235610071" w:history="1">
+          <w:hyperlink w:anchor="_Toc235635374" w:history="1">
             <w:r>
               <w:rPr>
                 <w:rStyle w:val="Hyperlink"/>
@@ -11364,7 +11364,7 @@
                 <w:noProof/>
                 <w:webHidden/>
               </w:rPr>
-              <w:instrText xml:space="preserve"> PAGEREF _Toc235610071 \h </w:instrText>
+              <w:instrText xml:space="preserve"> PAGEREF _Toc235635374 \h </w:instrText>
             </w:r>
             <w:r>
               <w:rPr>
@@ -11415,7 +11415,7 @@
               <w14:ligatures w14:val="standardContextual"/>
             </w:rPr>
           </w:pPr>
-          <w:hyperlink w:anchor="_Toc235610072" w:history="1">
+          <w:hyperlink w:anchor="_Toc235635375" w:history="1">
             <w:r>
               <w:rPr>
                 <w:rStyle w:val="Hyperlink"/>
@@ -11464,7 +11464,7 @@
                 <w:noProof/>
                 <w:webHidden/>
               </w:rPr>
-              <w:instrText xml:space="preserve"> PAGEREF _Toc235610072 \h </w:instrText>
+              <w:instrText xml:space="preserve"> PAGEREF _Toc235635375 \h </w:instrText>
             </w:r>
             <w:r>
               <w:rPr>
@@ -11514,7 +11514,7 @@
               <w14:ligatures w14:val="standardContextual"/>
             </w:rPr>
           </w:pPr>
-          <w:hyperlink w:anchor="_Toc235610073" w:history="1">
+          <w:hyperlink w:anchor="_Toc235635376" w:history="1">
             <w:r>
               <w:rPr>
                 <w:rStyle w:val="Hyperlink"/>
@@ -11556,7 +11556,7 @@
                 <w:noProof/>
                 <w:webHidden/>
               </w:rPr>
-              <w:instrText xml:space="preserve"> PAGEREF _Toc235610073 \h </w:instrText>
+              <w:instrText xml:space="preserve"> PAGEREF _Toc235635376 \h </w:instrText>
             </w:r>
             <w:r>
               <w:rPr>
@@ -11606,7 +11606,7 @@
               <w14:ligatures w14:val="standardContextual"/>
             </w:rPr>
           </w:pPr>
-          <w:hyperlink w:anchor="_Toc235610074" w:history="1">
+          <w:hyperlink w:anchor="_Toc235635377" w:history="1">
             <w:r>
               <w:rPr>
                 <w:rStyle w:val="Hyperlink"/>
@@ -11633,7 +11633,7 @@
                 <w:noProof/>
                 <w:webHidden/>
               </w:rPr>
-              <w:instrText xml:space="preserve"> PAGEREF _Toc235610074 \h </w:instrText>
+              <w:instrText xml:space="preserve"> PAGEREF _Toc235635377 \h </w:instrText>
             </w:r>
             <w:r>
               <w:rPr>
@@ -11684,7 +11684,7 @@
               <w14:ligatures w14:val="standardContextual"/>
             </w:rPr>
           </w:pPr>
-          <w:hyperlink w:anchor="_Toc235610075" w:history="1">
+          <w:hyperlink w:anchor="_Toc235635378" w:history="1">
             <w:r>
               <w:rPr>
                 <w:rStyle w:val="Hyperlink"/>
@@ -11733,7 +11733,7 @@
                 <w:noProof/>
                 <w:webHidden/>
               </w:rPr>
-              <w:instrText xml:space="preserve"> PAGEREF _Toc235610075 \h </w:instrText>
+              <w:instrText xml:space="preserve"> PAGEREF _Toc235635378 \h </w:instrText>
             </w:r>
             <w:r>
               <w:rPr>
@@ -11784,7 +11784,7 @@
               <w14:ligatures w14:val="standardContextual"/>
             </w:rPr>
           </w:pPr>
-          <w:hyperlink w:anchor="_Toc235610076" w:history="1">
+          <w:hyperlink w:anchor="_Toc235635379" w:history="1">
             <w:r>
               <w:rPr>
                 <w:rStyle w:val="Hyperlink"/>
@@ -11833,7 +11833,7 @@
                 <w:noProof/>
                 <w:webHidden/>
               </w:rPr>
-              <w:instrText xml:space="preserve"> PAGEREF _Toc235610076 \h </w:instrText>
+              <w:instrText xml:space="preserve"> PAGEREF _Toc235635379 \h </w:instrText>
             </w:r>
             <w:r>
               <w:rPr>
@@ -11884,7 +11884,7 @@
               <w14:ligatures w14:val="standardContextual"/>
             </w:rPr>
           </w:pPr>
-          <w:hyperlink w:anchor="_Toc235610077" w:history="1">
+          <w:hyperlink w:anchor="_Toc235635380" w:history="1">
             <w:r>
               <w:rPr>
                 <w:rStyle w:val="Hyperlink"/>
@@ -11933,7 +11933,7 @@
                 <w:noProof/>
                 <w:webHidden/>
               </w:rPr>
-              <w:instrText xml:space="preserve"> PAGEREF _Toc235610077 \h </w:instrText>
+              <w:instrText xml:space="preserve"> PAGEREF _Toc235635380 \h </w:instrText>
             </w:r>
             <w:r>
               <w:rPr>
@@ -11984,7 +11984,7 @@
               <w14:ligatures w14:val="standardContextual"/>
             </w:rPr>
           </w:pPr>
-          <w:hyperlink w:anchor="_Toc235610078" w:history="1">
+          <w:hyperlink w:anchor="_Toc235635381" w:history="1">
             <w:r>
               <w:rPr>
                 <w:rStyle w:val="Hyperlink"/>
@@ -12033,7 +12033,7 @@
                 <w:noProof/>
                 <w:webHidden/>
               </w:rPr>
-              <w:instrText xml:space="preserve"> PAGEREF _Toc235610078 \h </w:instrText>
+              <w:instrText xml:space="preserve"> PAGEREF _Toc235635381 \h </w:instrText>
             </w:r>
             <w:r>
               <w:rPr>
@@ -12083,7 +12083,7 @@
               <w14:ligatures w14:val="standardContextual"/>
             </w:rPr>
           </w:pPr>
-          <w:hyperlink w:anchor="_Toc235610079" w:history="1">
+          <w:hyperlink w:anchor="_Toc235635382" w:history="1">
             <w:r>
               <w:rPr>
                 <w:rStyle w:val="Hyperlink"/>
@@ -12110,7 +12110,7 @@
                 <w:noProof/>
                 <w:webHidden/>
               </w:rPr>
-              <w:instrText xml:space="preserve"> PAGEREF _Toc235610079 \h </w:instrText>
+              <w:instrText xml:space="preserve"> PAGEREF _Toc235635382 \h </w:instrText>
             </w:r>
             <w:r>
               <w:rPr>
@@ -12131,83 +12131,6 @@
                 <w:webHidden/>
               </w:rPr>
               <w:t>82</w:t>
-            </w:r>
-            <w:r>
-              <w:rPr>
-                <w:noProof/>
-                <w:webHidden/>
-              </w:rPr>
-              <w:fldChar w:fldCharType="end"/>
-            </w:r>
-          </w:hyperlink>
-        </w:p>
-        <w:p>
-          <w:pPr>
-            <w:pStyle w:val="TOC1"/>
-            <w:tabs>
-              <w:tab w:val="right" w:leader="dot" w:pos="9020"/>
-            </w:tabs>
-            <w:rPr>
-              <w:rFonts w:eastAsiaTheme="minorEastAsia" w:cstheme="minorBidi"/>
-              <w:b w:val="0"/>
-              <w:bCs w:val="0"/>
-              <w:caps w:val="0"/>
-              <w:noProof/>
-              <w:kern w:val="2"/>
-              <w:sz w:val="24"/>
-              <w:szCs w:val="30"/>
-              <w:lang w:bidi="bn-BD"/>
-              <w14:ligatures w14:val="standardContextual"/>
-            </w:rPr>
-          </w:pPr>
-          <w:hyperlink w:anchor="_Toc235610080" w:history="1">
-            <w:r>
-              <w:rPr>
-                <w:rStyle w:val="Hyperlink"/>
-                <w:noProof/>
-              </w:rPr>
-              <w:t>Appendix</w:t>
-            </w:r>
-            <w:r>
-              <w:rPr>
-                <w:noProof/>
-                <w:webHidden/>
-              </w:rPr>
-              <w:tab/>
-            </w:r>
-            <w:r>
-              <w:rPr>
-                <w:noProof/>
-                <w:webHidden/>
-              </w:rPr>
-              <w:fldChar w:fldCharType="begin"/>
-            </w:r>
-            <w:r>
-              <w:rPr>
-                <w:noProof/>
-                <w:webHidden/>
-              </w:rPr>
-              <w:instrText xml:space="preserve"> PAGEREF _Toc235610080 \h </w:instrText>
-            </w:r>
-            <w:r>
-              <w:rPr>
-                <w:noProof/>
-                <w:webHidden/>
-              </w:rPr>
-            </w:r>
-            <w:r>
-              <w:rPr>
-                <w:noProof/>
-                <w:webHidden/>
-              </w:rPr>
-              <w:fldChar w:fldCharType="separate"/>
-            </w:r>
-            <w:r>
-              <w:rPr>
-                <w:noProof/>
-                <w:webHidden/>
-              </w:rPr>
-              <w:t>89</w:t>
             </w:r>
             <w:r>
               <w:rPr>
@@ -12289,7 +12212,7 @@
         </w:rPr>
       </w:pPr>
       <w:bookmarkStart w:id="10" w:name="_Toc151025034"/>
-      <w:bookmarkStart w:id="11" w:name="_Toc235609988"/>
+      <w:bookmarkStart w:id="11" w:name="_Toc235635291"/>
       <w:r>
         <w:rPr>
           <w:sz w:val="34"/>
@@ -13737,7 +13660,7 @@
       <w:bookmarkStart w:id="12" w:name="_Toc150370413"/>
       <w:bookmarkStart w:id="13" w:name="_Toc150372212"/>
       <w:bookmarkStart w:id="14" w:name="_Toc151025035"/>
-      <w:bookmarkStart w:id="15" w:name="_Toc235609989"/>
+      <w:bookmarkStart w:id="15" w:name="_Toc235635292"/>
       <w:r>
         <w:rPr>
           <w:sz w:val="34"/>
@@ -13832,21 +13755,25 @@
           </w:tcPr>
           <w:p>
             <w:pPr>
-              <w:spacing w:line="276" w:lineRule="auto"/>
+              <w:spacing w:line="360" w:lineRule="auto"/>
+              <w:rPr>
+                <w:sz w:val="24"/>
+                <w:szCs w:val="24"/>
+              </w:rPr>
             </w:pPr>
             <w:r>
               <w:rPr>
                 <w:rFonts w:eastAsia="Arial"/>
-                <w:sz w:val="20"/>
-                <w:szCs w:val="20"/>
+                <w:sz w:val="24"/>
+                <w:szCs w:val="24"/>
               </w:rPr>
               <w:t>Table</w:t>
             </w:r>
             <w:r>
               <w:rPr>
                 <w:rFonts w:eastAsia="Arial"/>
-                <w:sz w:val="20"/>
-                <w:szCs w:val="20"/>
+                <w:sz w:val="24"/>
+                <w:szCs w:val="24"/>
               </w:rPr>
               <w:t xml:space="preserve"> 2.1</w:t>
             </w:r>
@@ -13859,9 +13786,17 @@
           </w:tcPr>
           <w:p>
             <w:pPr>
-              <w:spacing w:line="276" w:lineRule="auto"/>
-            </w:pPr>
-            <w:r>
+              <w:spacing w:line="360" w:lineRule="auto"/>
+              <w:rPr>
+                <w:sz w:val="24"/>
+                <w:szCs w:val="24"/>
+              </w:rPr>
+            </w:pPr>
+            <w:r>
+              <w:rPr>
+                <w:sz w:val="24"/>
+                <w:szCs w:val="24"/>
+              </w:rPr>
               <w:t>Comparative summary of the most directly relevant literature</w:t>
             </w:r>
           </w:p>
@@ -13873,13 +13808,17 @@
           </w:tcPr>
           <w:p>
             <w:pPr>
-              <w:spacing w:line="276" w:lineRule="auto"/>
-              <w:jc w:val="center"/>
-            </w:pPr>
-            <w:r>
-              <w:rPr>
-                <w:sz w:val="20"/>
-                <w:szCs w:val="20"/>
+              <w:spacing w:line="360" w:lineRule="auto"/>
+              <w:jc w:val="center"/>
+              <w:rPr>
+                <w:sz w:val="24"/>
+                <w:szCs w:val="24"/>
+              </w:rPr>
+            </w:pPr>
+            <w:r>
+              <w:rPr>
+                <w:sz w:val="24"/>
+                <w:szCs w:val="24"/>
               </w:rPr>
               <w:t>30</w:t>
             </w:r>
@@ -13897,21 +13836,25 @@
           </w:tcPr>
           <w:p>
             <w:pPr>
-              <w:spacing w:line="276" w:lineRule="auto"/>
+              <w:spacing w:line="360" w:lineRule="auto"/>
+              <w:rPr>
+                <w:sz w:val="24"/>
+                <w:szCs w:val="24"/>
+              </w:rPr>
             </w:pPr>
             <w:r>
               <w:rPr>
                 <w:rFonts w:eastAsia="Arial"/>
-                <w:sz w:val="20"/>
-                <w:szCs w:val="20"/>
+                <w:sz w:val="24"/>
+                <w:szCs w:val="24"/>
               </w:rPr>
               <w:t>Table</w:t>
             </w:r>
             <w:r>
               <w:rPr>
                 <w:rFonts w:eastAsia="Arial"/>
-                <w:sz w:val="20"/>
-                <w:szCs w:val="20"/>
+                <w:sz w:val="24"/>
+                <w:szCs w:val="24"/>
               </w:rPr>
               <w:t xml:space="preserve"> 3.1</w:t>
             </w:r>
@@ -13924,13 +13867,17 @@
           </w:tcPr>
           <w:p>
             <w:pPr>
-              <w:spacing w:line="276" w:lineRule="auto"/>
+              <w:spacing w:line="360" w:lineRule="auto"/>
+              <w:rPr>
+                <w:sz w:val="24"/>
+                <w:szCs w:val="24"/>
+              </w:rPr>
             </w:pPr>
             <w:r>
               <w:rPr>
                 <w:rFonts w:eastAsia="Arial"/>
-                <w:sz w:val="20"/>
-                <w:szCs w:val="20"/>
+                <w:sz w:val="24"/>
+                <w:szCs w:val="24"/>
               </w:rPr>
               <w:t>Cohort Composition and Data Partition</w:t>
             </w:r>
@@ -13943,13 +13890,17 @@
           </w:tcPr>
           <w:p>
             <w:pPr>
-              <w:spacing w:line="276" w:lineRule="auto"/>
-              <w:jc w:val="center"/>
-            </w:pPr>
-            <w:r>
-              <w:rPr>
-                <w:sz w:val="20"/>
-                <w:szCs w:val="20"/>
+              <w:spacing w:line="360" w:lineRule="auto"/>
+              <w:jc w:val="center"/>
+              <w:rPr>
+                <w:sz w:val="24"/>
+                <w:szCs w:val="24"/>
+              </w:rPr>
+            </w:pPr>
+            <w:r>
+              <w:rPr>
+                <w:sz w:val="24"/>
+                <w:szCs w:val="24"/>
               </w:rPr>
               <w:t>36</w:t>
             </w:r>
@@ -13967,21 +13918,25 @@
           </w:tcPr>
           <w:p>
             <w:pPr>
-              <w:spacing w:line="276" w:lineRule="auto"/>
+              <w:spacing w:line="360" w:lineRule="auto"/>
+              <w:rPr>
+                <w:sz w:val="24"/>
+                <w:szCs w:val="24"/>
+              </w:rPr>
             </w:pPr>
             <w:r>
               <w:rPr>
                 <w:rFonts w:eastAsia="Arial"/>
-                <w:sz w:val="20"/>
-                <w:szCs w:val="20"/>
+                <w:sz w:val="24"/>
+                <w:szCs w:val="24"/>
               </w:rPr>
               <w:t>Tabl</w:t>
             </w:r>
             <w:r>
               <w:rPr>
                 <w:rFonts w:eastAsia="Arial"/>
-                <w:sz w:val="20"/>
-                <w:szCs w:val="20"/>
+                <w:sz w:val="24"/>
+                <w:szCs w:val="24"/>
               </w:rPr>
               <w:t>e 3.2</w:t>
             </w:r>
@@ -13994,13 +13949,17 @@
           </w:tcPr>
           <w:p>
             <w:pPr>
-              <w:spacing w:line="276" w:lineRule="auto"/>
+              <w:spacing w:line="360" w:lineRule="auto"/>
+              <w:rPr>
+                <w:sz w:val="24"/>
+                <w:szCs w:val="24"/>
+              </w:rPr>
             </w:pPr>
             <w:r>
               <w:rPr>
                 <w:rFonts w:eastAsia="Arial"/>
-                <w:sz w:val="20"/>
-                <w:szCs w:val="20"/>
+                <w:sz w:val="24"/>
+                <w:szCs w:val="24"/>
               </w:rPr>
               <w:t>Feature Inventory (48 Predictors)</w:t>
             </w:r>
@@ -14013,13 +13972,17 @@
           </w:tcPr>
           <w:p>
             <w:pPr>
-              <w:spacing w:line="276" w:lineRule="auto"/>
-              <w:jc w:val="center"/>
-            </w:pPr>
-            <w:r>
-              <w:rPr>
-                <w:sz w:val="20"/>
-                <w:szCs w:val="20"/>
+              <w:spacing w:line="360" w:lineRule="auto"/>
+              <w:jc w:val="center"/>
+              <w:rPr>
+                <w:sz w:val="24"/>
+                <w:szCs w:val="24"/>
+              </w:rPr>
+            </w:pPr>
+            <w:r>
+              <w:rPr>
+                <w:sz w:val="24"/>
+                <w:szCs w:val="24"/>
               </w:rPr>
               <w:t>37</w:t>
             </w:r>
@@ -14037,21 +14000,25 @@
           </w:tcPr>
           <w:p>
             <w:pPr>
-              <w:spacing w:line="276" w:lineRule="auto"/>
+              <w:spacing w:line="360" w:lineRule="auto"/>
+              <w:rPr>
+                <w:sz w:val="24"/>
+                <w:szCs w:val="24"/>
+              </w:rPr>
             </w:pPr>
             <w:r>
               <w:rPr>
                 <w:rFonts w:eastAsia="Arial"/>
-                <w:sz w:val="20"/>
-                <w:szCs w:val="20"/>
+                <w:sz w:val="24"/>
+                <w:szCs w:val="24"/>
               </w:rPr>
               <w:t>Tabl</w:t>
             </w:r>
             <w:r>
               <w:rPr>
                 <w:rFonts w:eastAsia="Arial"/>
-                <w:sz w:val="20"/>
-                <w:szCs w:val="20"/>
+                <w:sz w:val="24"/>
+                <w:szCs w:val="24"/>
               </w:rPr>
               <w:t>e 3.3</w:t>
             </w:r>
@@ -14064,13 +14031,17 @@
           </w:tcPr>
           <w:p>
             <w:pPr>
-              <w:spacing w:line="276" w:lineRule="auto"/>
+              <w:spacing w:line="360" w:lineRule="auto"/>
+              <w:rPr>
+                <w:sz w:val="24"/>
+                <w:szCs w:val="24"/>
+              </w:rPr>
             </w:pPr>
             <w:r>
               <w:rPr>
                 <w:rFonts w:eastAsia="Arial"/>
-                <w:sz w:val="20"/>
-                <w:szCs w:val="20"/>
+                <w:sz w:val="24"/>
+                <w:szCs w:val="24"/>
               </w:rPr>
               <w:t>Data Cleaning Actions</w:t>
             </w:r>
@@ -14083,13 +14054,17 @@
           </w:tcPr>
           <w:p>
             <w:pPr>
-              <w:spacing w:line="276" w:lineRule="auto"/>
-              <w:jc w:val="center"/>
-            </w:pPr>
-            <w:r>
-              <w:rPr>
-                <w:sz w:val="20"/>
-                <w:szCs w:val="20"/>
+              <w:spacing w:line="360" w:lineRule="auto"/>
+              <w:jc w:val="center"/>
+              <w:rPr>
+                <w:sz w:val="24"/>
+                <w:szCs w:val="24"/>
+              </w:rPr>
+            </w:pPr>
+            <w:r>
+              <w:rPr>
+                <w:sz w:val="24"/>
+                <w:szCs w:val="24"/>
               </w:rPr>
               <w:t>37</w:t>
             </w:r>
@@ -14107,21 +14082,25 @@
           </w:tcPr>
           <w:p>
             <w:pPr>
-              <w:spacing w:line="276" w:lineRule="auto"/>
+              <w:spacing w:line="360" w:lineRule="auto"/>
+              <w:rPr>
+                <w:sz w:val="24"/>
+                <w:szCs w:val="24"/>
+              </w:rPr>
             </w:pPr>
             <w:r>
               <w:rPr>
                 <w:rFonts w:eastAsia="Arial"/>
-                <w:sz w:val="20"/>
-                <w:szCs w:val="20"/>
+                <w:sz w:val="24"/>
+                <w:szCs w:val="24"/>
               </w:rPr>
               <w:t>Tabl</w:t>
             </w:r>
             <w:r>
               <w:rPr>
                 <w:rFonts w:eastAsia="Arial"/>
-                <w:sz w:val="20"/>
-                <w:szCs w:val="20"/>
+                <w:sz w:val="24"/>
+                <w:szCs w:val="24"/>
               </w:rPr>
               <w:t>e 3.4</w:t>
             </w:r>
@@ -14134,9 +14113,17 @@
           </w:tcPr>
           <w:p>
             <w:pPr>
-              <w:spacing w:line="276" w:lineRule="auto"/>
-            </w:pPr>
-            <w:r>
+              <w:spacing w:line="360" w:lineRule="auto"/>
+              <w:rPr>
+                <w:sz w:val="24"/>
+                <w:szCs w:val="24"/>
+              </w:rPr>
+            </w:pPr>
+            <w:r>
+              <w:rPr>
+                <w:sz w:val="24"/>
+                <w:szCs w:val="24"/>
+              </w:rPr>
               <w:t>Pipeline Configuration</w:t>
             </w:r>
           </w:p>
@@ -14148,13 +14135,17 @@
           </w:tcPr>
           <w:p>
             <w:pPr>
-              <w:spacing w:line="276" w:lineRule="auto"/>
-              <w:jc w:val="center"/>
-            </w:pPr>
-            <w:r>
-              <w:rPr>
-                <w:sz w:val="20"/>
-                <w:szCs w:val="20"/>
+              <w:spacing w:line="360" w:lineRule="auto"/>
+              <w:jc w:val="center"/>
+              <w:rPr>
+                <w:sz w:val="24"/>
+                <w:szCs w:val="24"/>
+              </w:rPr>
+            </w:pPr>
+            <w:r>
+              <w:rPr>
+                <w:sz w:val="24"/>
+                <w:szCs w:val="24"/>
               </w:rPr>
               <w:t>42</w:t>
             </w:r>
@@ -14172,21 +14163,25 @@
           </w:tcPr>
           <w:p>
             <w:pPr>
-              <w:spacing w:line="276" w:lineRule="auto"/>
+              <w:spacing w:line="360" w:lineRule="auto"/>
+              <w:rPr>
+                <w:sz w:val="24"/>
+                <w:szCs w:val="24"/>
+              </w:rPr>
             </w:pPr>
             <w:r>
               <w:rPr>
                 <w:rFonts w:eastAsia="Arial"/>
-                <w:sz w:val="20"/>
-                <w:szCs w:val="20"/>
+                <w:sz w:val="24"/>
+                <w:szCs w:val="24"/>
               </w:rPr>
               <w:t>Tabl</w:t>
             </w:r>
             <w:r>
               <w:rPr>
                 <w:rFonts w:eastAsia="Arial"/>
-                <w:sz w:val="20"/>
-                <w:szCs w:val="20"/>
+                <w:sz w:val="24"/>
+                <w:szCs w:val="24"/>
               </w:rPr>
               <w:t>e 3.5</w:t>
             </w:r>
@@ -14199,12 +14194,16 @@
           </w:tcPr>
           <w:p>
             <w:pPr>
-              <w:spacing w:line="276" w:lineRule="auto"/>
-            </w:pPr>
-            <w:r>
-              <w:rPr>
-                <w:sz w:val="20"/>
-                <w:szCs w:val="20"/>
+              <w:spacing w:line="360" w:lineRule="auto"/>
+              <w:rPr>
+                <w:sz w:val="24"/>
+                <w:szCs w:val="24"/>
+              </w:rPr>
+            </w:pPr>
+            <w:r>
+              <w:rPr>
+                <w:sz w:val="24"/>
+                <w:szCs w:val="24"/>
               </w:rPr>
               <w:t>Architecture Specifications</w:t>
             </w:r>
@@ -14217,13 +14216,17 @@
           </w:tcPr>
           <w:p>
             <w:pPr>
-              <w:spacing w:line="276" w:lineRule="auto"/>
-              <w:jc w:val="center"/>
-            </w:pPr>
-            <w:r>
-              <w:rPr>
-                <w:sz w:val="20"/>
-                <w:szCs w:val="20"/>
+              <w:spacing w:line="360" w:lineRule="auto"/>
+              <w:jc w:val="center"/>
+              <w:rPr>
+                <w:sz w:val="24"/>
+                <w:szCs w:val="24"/>
+              </w:rPr>
+            </w:pPr>
+            <w:r>
+              <w:rPr>
+                <w:sz w:val="24"/>
+                <w:szCs w:val="24"/>
               </w:rPr>
               <w:t>43</w:t>
             </w:r>
@@ -14241,21 +14244,25 @@
           </w:tcPr>
           <w:p>
             <w:pPr>
-              <w:spacing w:line="276" w:lineRule="auto"/>
+              <w:spacing w:line="360" w:lineRule="auto"/>
+              <w:rPr>
+                <w:sz w:val="24"/>
+                <w:szCs w:val="24"/>
+              </w:rPr>
             </w:pPr>
             <w:r>
               <w:rPr>
                 <w:rFonts w:eastAsia="Arial"/>
-                <w:sz w:val="20"/>
-                <w:szCs w:val="20"/>
+                <w:sz w:val="24"/>
+                <w:szCs w:val="24"/>
               </w:rPr>
               <w:t>Tabl</w:t>
             </w:r>
             <w:r>
               <w:rPr>
                 <w:rFonts w:eastAsia="Arial"/>
-                <w:sz w:val="20"/>
-                <w:szCs w:val="20"/>
+                <w:sz w:val="24"/>
+                <w:szCs w:val="24"/>
               </w:rPr>
               <w:t>e 3.6</w:t>
             </w:r>
@@ -14268,13 +14275,17 @@
           </w:tcPr>
           <w:p>
             <w:pPr>
-              <w:spacing w:line="276" w:lineRule="auto"/>
+              <w:spacing w:line="360" w:lineRule="auto"/>
+              <w:rPr>
+                <w:sz w:val="24"/>
+                <w:szCs w:val="24"/>
+              </w:rPr>
             </w:pPr>
             <w:r>
               <w:rPr>
                 <w:rFonts w:eastAsia="Arial"/>
-                <w:sz w:val="20"/>
-                <w:szCs w:val="20"/>
+                <w:sz w:val="24"/>
+                <w:szCs w:val="24"/>
               </w:rPr>
               <w:t>Computational Environment</w:t>
             </w:r>
@@ -14287,15 +14298,26 @@
           </w:tcPr>
           <w:p>
             <w:pPr>
-              <w:spacing w:line="276" w:lineRule="auto"/>
-              <w:jc w:val="center"/>
-            </w:pPr>
-            <w:r>
-              <w:rPr>
-                <w:sz w:val="20"/>
-                <w:szCs w:val="20"/>
-              </w:rPr>
-              <w:t>48</w:t>
+              <w:spacing w:line="360" w:lineRule="auto"/>
+              <w:jc w:val="center"/>
+              <w:rPr>
+                <w:sz w:val="24"/>
+                <w:szCs w:val="24"/>
+              </w:rPr>
+            </w:pPr>
+            <w:r>
+              <w:rPr>
+                <w:sz w:val="24"/>
+                <w:szCs w:val="24"/>
+              </w:rPr>
+              <w:t>4</w:t>
+            </w:r>
+            <w:r>
+              <w:rPr>
+                <w:sz w:val="24"/>
+                <w:szCs w:val="24"/>
+              </w:rPr>
+              <w:t>7</w:t>
             </w:r>
           </w:p>
         </w:tc>
@@ -14311,21 +14333,25 @@
           </w:tcPr>
           <w:p>
             <w:pPr>
-              <w:spacing w:line="276" w:lineRule="auto"/>
+              <w:spacing w:line="360" w:lineRule="auto"/>
+              <w:rPr>
+                <w:sz w:val="24"/>
+                <w:szCs w:val="24"/>
+              </w:rPr>
             </w:pPr>
             <w:r>
               <w:rPr>
                 <w:rFonts w:eastAsia="Arial"/>
-                <w:sz w:val="20"/>
-                <w:szCs w:val="20"/>
+                <w:sz w:val="24"/>
+                <w:szCs w:val="24"/>
               </w:rPr>
               <w:t>Tabl</w:t>
             </w:r>
             <w:r>
               <w:rPr>
                 <w:rFonts w:eastAsia="Arial"/>
-                <w:sz w:val="20"/>
-                <w:szCs w:val="20"/>
+                <w:sz w:val="24"/>
+                <w:szCs w:val="24"/>
               </w:rPr>
               <w:t>e 4.1</w:t>
             </w:r>
@@ -14338,9 +14364,17 @@
           </w:tcPr>
           <w:p>
             <w:pPr>
-              <w:spacing w:line="276" w:lineRule="auto"/>
-            </w:pPr>
-            <w:r>
+              <w:spacing w:line="360" w:lineRule="auto"/>
+              <w:rPr>
+                <w:sz w:val="24"/>
+                <w:szCs w:val="24"/>
+              </w:rPr>
+            </w:pPr>
+            <w:r>
+              <w:rPr>
+                <w:sz w:val="24"/>
+                <w:szCs w:val="24"/>
+              </w:rPr>
               <w:t>Sealed-Test Metrics For the Five Architectures, Ranked by MCC</w:t>
             </w:r>
           </w:p>
@@ -14352,13 +14386,17 @@
           </w:tcPr>
           <w:p>
             <w:pPr>
-              <w:spacing w:line="276" w:lineRule="auto"/>
-              <w:jc w:val="center"/>
-            </w:pPr>
-            <w:r>
-              <w:rPr>
-                <w:sz w:val="20"/>
-                <w:szCs w:val="20"/>
+              <w:spacing w:line="360" w:lineRule="auto"/>
+              <w:jc w:val="center"/>
+              <w:rPr>
+                <w:sz w:val="24"/>
+                <w:szCs w:val="24"/>
+              </w:rPr>
+            </w:pPr>
+            <w:r>
+              <w:rPr>
+                <w:sz w:val="24"/>
+                <w:szCs w:val="24"/>
               </w:rPr>
               <w:t>52</w:t>
             </w:r>
@@ -14376,21 +14414,25 @@
           </w:tcPr>
           <w:p>
             <w:pPr>
-              <w:spacing w:line="276" w:lineRule="auto"/>
+              <w:spacing w:line="360" w:lineRule="auto"/>
+              <w:rPr>
+                <w:sz w:val="24"/>
+                <w:szCs w:val="24"/>
+              </w:rPr>
             </w:pPr>
             <w:r>
               <w:rPr>
                 <w:rFonts w:eastAsia="Arial"/>
-                <w:sz w:val="20"/>
-                <w:szCs w:val="20"/>
+                <w:sz w:val="24"/>
+                <w:szCs w:val="24"/>
               </w:rPr>
               <w:t>Tabl</w:t>
             </w:r>
             <w:r>
               <w:rPr>
                 <w:rFonts w:eastAsia="Arial"/>
-                <w:sz w:val="20"/>
-                <w:szCs w:val="20"/>
+                <w:sz w:val="24"/>
+                <w:szCs w:val="24"/>
               </w:rPr>
               <w:t>e 4.2</w:t>
             </w:r>
@@ -14403,13 +14445,17 @@
           </w:tcPr>
           <w:p>
             <w:pPr>
-              <w:spacing w:line="276" w:lineRule="auto"/>
+              <w:spacing w:line="360" w:lineRule="auto"/>
+              <w:rPr>
+                <w:sz w:val="24"/>
+                <w:szCs w:val="24"/>
+              </w:rPr>
             </w:pPr>
             <w:r>
               <w:rPr>
                 <w:rFonts w:eastAsia="Arial"/>
-                <w:sz w:val="20"/>
-                <w:szCs w:val="20"/>
+                <w:sz w:val="24"/>
+                <w:szCs w:val="24"/>
               </w:rPr>
               <w:t>Confusion-Matrix Components On the Sealed Test</w:t>
             </w:r>
@@ -14422,13 +14468,17 @@
           </w:tcPr>
           <w:p>
             <w:pPr>
-              <w:spacing w:line="276" w:lineRule="auto"/>
-              <w:jc w:val="center"/>
-            </w:pPr>
-            <w:r>
-              <w:rPr>
-                <w:sz w:val="20"/>
-                <w:szCs w:val="20"/>
+              <w:spacing w:line="360" w:lineRule="auto"/>
+              <w:jc w:val="center"/>
+              <w:rPr>
+                <w:sz w:val="24"/>
+                <w:szCs w:val="24"/>
+              </w:rPr>
+            </w:pPr>
+            <w:r>
+              <w:rPr>
+                <w:sz w:val="24"/>
+                <w:szCs w:val="24"/>
               </w:rPr>
               <w:t>52</w:t>
             </w:r>
@@ -14446,21 +14496,25 @@
           </w:tcPr>
           <w:p>
             <w:pPr>
-              <w:spacing w:line="276" w:lineRule="auto"/>
+              <w:spacing w:line="360" w:lineRule="auto"/>
+              <w:rPr>
+                <w:sz w:val="24"/>
+                <w:szCs w:val="24"/>
+              </w:rPr>
             </w:pPr>
             <w:r>
               <w:rPr>
                 <w:rFonts w:eastAsia="Arial"/>
-                <w:sz w:val="20"/>
-                <w:szCs w:val="20"/>
+                <w:sz w:val="24"/>
+                <w:szCs w:val="24"/>
               </w:rPr>
               <w:t>Tabl</w:t>
             </w:r>
             <w:r>
               <w:rPr>
                 <w:rFonts w:eastAsia="Arial"/>
-                <w:sz w:val="20"/>
-                <w:szCs w:val="20"/>
+                <w:sz w:val="24"/>
+                <w:szCs w:val="24"/>
               </w:rPr>
               <w:t>e 4.3</w:t>
             </w:r>
@@ -14473,9 +14527,17 @@
           </w:tcPr>
           <w:p>
             <w:pPr>
-              <w:spacing w:line="276" w:lineRule="auto"/>
-            </w:pPr>
-            <w:r>
+              <w:spacing w:line="360" w:lineRule="auto"/>
+              <w:rPr>
+                <w:sz w:val="24"/>
+                <w:szCs w:val="24"/>
+              </w:rPr>
+            </w:pPr>
+            <w:r>
+              <w:rPr>
+                <w:sz w:val="24"/>
+                <w:szCs w:val="24"/>
+              </w:rPr>
               <w:t>Ten-fold cross-validation on the training pool (mean +/- standard deviation)</w:t>
             </w:r>
           </w:p>
@@ -14487,13 +14549,17 @@
           </w:tcPr>
           <w:p>
             <w:pPr>
-              <w:spacing w:line="276" w:lineRule="auto"/>
-              <w:jc w:val="center"/>
-            </w:pPr>
-            <w:r>
-              <w:rPr>
-                <w:sz w:val="20"/>
-                <w:szCs w:val="20"/>
+              <w:spacing w:line="360" w:lineRule="auto"/>
+              <w:jc w:val="center"/>
+              <w:rPr>
+                <w:sz w:val="24"/>
+                <w:szCs w:val="24"/>
+              </w:rPr>
+            </w:pPr>
+            <w:r>
+              <w:rPr>
+                <w:sz w:val="24"/>
+                <w:szCs w:val="24"/>
               </w:rPr>
               <w:t>56</w:t>
             </w:r>
@@ -14511,23 +14577,35 @@
           </w:tcPr>
           <w:p>
             <w:pPr>
-              <w:spacing w:line="276" w:lineRule="auto"/>
+              <w:spacing w:line="360" w:lineRule="auto"/>
+              <w:rPr>
+                <w:sz w:val="24"/>
+                <w:szCs w:val="24"/>
+              </w:rPr>
             </w:pPr>
             <w:r>
               <w:rPr>
                 <w:rFonts w:eastAsia="Arial"/>
-                <w:sz w:val="20"/>
-                <w:szCs w:val="20"/>
+                <w:sz w:val="24"/>
+                <w:szCs w:val="24"/>
               </w:rPr>
               <w:t>Tabl</w:t>
             </w:r>
             <w:r>
               <w:rPr>
                 <w:rFonts w:eastAsia="Arial"/>
-                <w:sz w:val="20"/>
-                <w:szCs w:val="20"/>
-              </w:rPr>
-              <w:t>e 4.10</w:t>
+                <w:sz w:val="24"/>
+                <w:szCs w:val="24"/>
+              </w:rPr>
+              <w:t>e 4.</w:t>
+            </w:r>
+            <w:r>
+              <w:rPr>
+                <w:rFonts w:eastAsia="Arial"/>
+                <w:sz w:val="24"/>
+                <w:szCs w:val="24"/>
+              </w:rPr>
+              <w:t>4</w:t>
             </w:r>
           </w:p>
         </w:tc>
@@ -14538,7 +14616,11 @@
           </w:tcPr>
           <w:p>
             <w:pPr>
-              <w:spacing w:line="276" w:lineRule="auto"/>
+              <w:spacing w:line="360" w:lineRule="auto"/>
+              <w:rPr>
+                <w:sz w:val="24"/>
+                <w:szCs w:val="24"/>
+              </w:rPr>
             </w:pPr>
             <w:r>
               <w:rPr>
@@ -14556,13 +14638,17 @@
           </w:tcPr>
           <w:p>
             <w:pPr>
-              <w:spacing w:line="276" w:lineRule="auto"/>
-              <w:jc w:val="center"/>
-            </w:pPr>
-            <w:r>
-              <w:rPr>
-                <w:sz w:val="20"/>
-                <w:szCs w:val="20"/>
+              <w:spacing w:line="360" w:lineRule="auto"/>
+              <w:jc w:val="center"/>
+              <w:rPr>
+                <w:sz w:val="24"/>
+                <w:szCs w:val="24"/>
+              </w:rPr>
+            </w:pPr>
+            <w:r>
+              <w:rPr>
+                <w:sz w:val="24"/>
+                <w:szCs w:val="24"/>
               </w:rPr>
               <w:t>56</w:t>
             </w:r>
@@ -14580,23 +14666,35 @@
           </w:tcPr>
           <w:p>
             <w:pPr>
-              <w:spacing w:line="276" w:lineRule="auto"/>
+              <w:spacing w:line="360" w:lineRule="auto"/>
+              <w:rPr>
+                <w:sz w:val="24"/>
+                <w:szCs w:val="24"/>
+              </w:rPr>
             </w:pPr>
             <w:r>
               <w:rPr>
                 <w:rFonts w:eastAsia="Arial"/>
-                <w:sz w:val="20"/>
-                <w:szCs w:val="20"/>
+                <w:sz w:val="24"/>
+                <w:szCs w:val="24"/>
               </w:rPr>
               <w:t>Tabl</w:t>
             </w:r>
             <w:r>
               <w:rPr>
                 <w:rFonts w:eastAsia="Arial"/>
-                <w:sz w:val="20"/>
-                <w:szCs w:val="20"/>
-              </w:rPr>
-              <w:t>e 4.11</w:t>
+                <w:sz w:val="24"/>
+                <w:szCs w:val="24"/>
+              </w:rPr>
+              <w:t>e 4.</w:t>
+            </w:r>
+            <w:r>
+              <w:rPr>
+                <w:rFonts w:eastAsia="Arial"/>
+                <w:sz w:val="24"/>
+                <w:szCs w:val="24"/>
+              </w:rPr>
+              <w:t>5</w:t>
             </w:r>
           </w:p>
         </w:tc>
@@ -14607,7 +14705,11 @@
           </w:tcPr>
           <w:p>
             <w:pPr>
-              <w:spacing w:line="276" w:lineRule="auto"/>
+              <w:spacing w:line="360" w:lineRule="auto"/>
+              <w:rPr>
+                <w:sz w:val="24"/>
+                <w:szCs w:val="24"/>
+              </w:rPr>
             </w:pPr>
             <w:r>
               <w:rPr>
@@ -14625,13 +14727,17 @@
           </w:tcPr>
           <w:p>
             <w:pPr>
-              <w:spacing w:line="276" w:lineRule="auto"/>
-              <w:jc w:val="center"/>
-            </w:pPr>
-            <w:r>
-              <w:rPr>
-                <w:sz w:val="20"/>
-                <w:szCs w:val="20"/>
+              <w:spacing w:line="360" w:lineRule="auto"/>
+              <w:jc w:val="center"/>
+              <w:rPr>
+                <w:sz w:val="24"/>
+                <w:szCs w:val="24"/>
+              </w:rPr>
+            </w:pPr>
+            <w:r>
+              <w:rPr>
+                <w:sz w:val="24"/>
+                <w:szCs w:val="24"/>
               </w:rPr>
               <w:t>60</w:t>
             </w:r>
@@ -14649,23 +14755,35 @@
           </w:tcPr>
           <w:p>
             <w:pPr>
-              <w:spacing w:line="276" w:lineRule="auto"/>
+              <w:spacing w:line="360" w:lineRule="auto"/>
+              <w:rPr>
+                <w:sz w:val="24"/>
+                <w:szCs w:val="24"/>
+              </w:rPr>
             </w:pPr>
             <w:r>
               <w:rPr>
                 <w:rFonts w:eastAsia="Arial"/>
-                <w:sz w:val="20"/>
-                <w:szCs w:val="20"/>
+                <w:sz w:val="24"/>
+                <w:szCs w:val="24"/>
               </w:rPr>
               <w:t>Tabl</w:t>
             </w:r>
             <w:r>
               <w:rPr>
                 <w:rFonts w:eastAsia="Arial"/>
-                <w:sz w:val="20"/>
-                <w:szCs w:val="20"/>
-              </w:rPr>
-              <w:t>e 4.5</w:t>
+                <w:sz w:val="24"/>
+                <w:szCs w:val="24"/>
+              </w:rPr>
+              <w:t>e 4.</w:t>
+            </w:r>
+            <w:r>
+              <w:rPr>
+                <w:rFonts w:eastAsia="Arial"/>
+                <w:sz w:val="24"/>
+                <w:szCs w:val="24"/>
+              </w:rPr>
+              <w:t>6</w:t>
             </w:r>
           </w:p>
         </w:tc>
@@ -14676,9 +14794,17 @@
           </w:tcPr>
           <w:p>
             <w:pPr>
-              <w:spacing w:line="276" w:lineRule="auto"/>
-            </w:pPr>
-            <w:r>
+              <w:spacing w:line="360" w:lineRule="auto"/>
+              <w:rPr>
+                <w:sz w:val="24"/>
+                <w:szCs w:val="24"/>
+              </w:rPr>
+            </w:pPr>
+            <w:r>
+              <w:rPr>
+                <w:sz w:val="24"/>
+                <w:szCs w:val="24"/>
+              </w:rPr>
               <w:t>Sealed-Test Results for the Nine Configurations</w:t>
             </w:r>
           </w:p>
@@ -14690,13 +14816,17 @@
           </w:tcPr>
           <w:p>
             <w:pPr>
-              <w:spacing w:line="276" w:lineRule="auto"/>
-              <w:jc w:val="center"/>
-            </w:pPr>
-            <w:r>
-              <w:rPr>
-                <w:sz w:val="20"/>
-                <w:szCs w:val="20"/>
+              <w:spacing w:line="360" w:lineRule="auto"/>
+              <w:jc w:val="center"/>
+              <w:rPr>
+                <w:sz w:val="24"/>
+                <w:szCs w:val="24"/>
+              </w:rPr>
+            </w:pPr>
+            <w:r>
+              <w:rPr>
+                <w:sz w:val="24"/>
+                <w:szCs w:val="24"/>
               </w:rPr>
               <w:t>60</w:t>
             </w:r>
@@ -14714,23 +14844,35 @@
           </w:tcPr>
           <w:p>
             <w:pPr>
-              <w:spacing w:line="276" w:lineRule="auto"/>
+              <w:spacing w:line="360" w:lineRule="auto"/>
+              <w:rPr>
+                <w:sz w:val="24"/>
+                <w:szCs w:val="24"/>
+              </w:rPr>
             </w:pPr>
             <w:r>
               <w:rPr>
                 <w:rFonts w:eastAsia="Arial"/>
-                <w:sz w:val="20"/>
-                <w:szCs w:val="20"/>
+                <w:sz w:val="24"/>
+                <w:szCs w:val="24"/>
               </w:rPr>
               <w:t>Tabl</w:t>
             </w:r>
             <w:r>
               <w:rPr>
                 <w:rFonts w:eastAsia="Arial"/>
-                <w:sz w:val="20"/>
-                <w:szCs w:val="20"/>
-              </w:rPr>
-              <w:t>e 4.6</w:t>
+                <w:sz w:val="24"/>
+                <w:szCs w:val="24"/>
+              </w:rPr>
+              <w:t>e 4.</w:t>
+            </w:r>
+            <w:r>
+              <w:rPr>
+                <w:rFonts w:eastAsia="Arial"/>
+                <w:sz w:val="24"/>
+                <w:szCs w:val="24"/>
+              </w:rPr>
+              <w:t>7</w:t>
             </w:r>
           </w:p>
         </w:tc>
@@ -14741,7 +14883,11 @@
           </w:tcPr>
           <w:p>
             <w:pPr>
-              <w:spacing w:line="276" w:lineRule="auto"/>
+              <w:spacing w:line="360" w:lineRule="auto"/>
+              <w:rPr>
+                <w:sz w:val="24"/>
+                <w:szCs w:val="24"/>
+              </w:rPr>
             </w:pPr>
             <w:r>
               <w:rPr>
@@ -14759,13 +14905,17 @@
           </w:tcPr>
           <w:p>
             <w:pPr>
-              <w:spacing w:line="276" w:lineRule="auto"/>
-              <w:jc w:val="center"/>
-            </w:pPr>
-            <w:r>
-              <w:rPr>
-                <w:sz w:val="20"/>
-                <w:szCs w:val="20"/>
+              <w:spacing w:line="360" w:lineRule="auto"/>
+              <w:jc w:val="center"/>
+              <w:rPr>
+                <w:sz w:val="24"/>
+                <w:szCs w:val="24"/>
+              </w:rPr>
+            </w:pPr>
+            <w:r>
+              <w:rPr>
+                <w:sz w:val="24"/>
+                <w:szCs w:val="24"/>
               </w:rPr>
               <w:t>61</w:t>
             </w:r>
@@ -14783,23 +14933,35 @@
           </w:tcPr>
           <w:p>
             <w:pPr>
-              <w:spacing w:line="276" w:lineRule="auto"/>
+              <w:spacing w:line="360" w:lineRule="auto"/>
+              <w:rPr>
+                <w:sz w:val="24"/>
+                <w:szCs w:val="24"/>
+              </w:rPr>
             </w:pPr>
             <w:r>
               <w:rPr>
                 <w:rFonts w:eastAsia="Arial"/>
-                <w:sz w:val="20"/>
-                <w:szCs w:val="20"/>
+                <w:sz w:val="24"/>
+                <w:szCs w:val="24"/>
               </w:rPr>
               <w:t>Tabl</w:t>
             </w:r>
             <w:r>
               <w:rPr>
                 <w:rFonts w:eastAsia="Arial"/>
-                <w:sz w:val="20"/>
-                <w:szCs w:val="20"/>
-              </w:rPr>
-              <w:t>e 4.11</w:t>
+                <w:sz w:val="24"/>
+                <w:szCs w:val="24"/>
+              </w:rPr>
+              <w:t>e 4.</w:t>
+            </w:r>
+            <w:r>
+              <w:rPr>
+                <w:rFonts w:eastAsia="Arial"/>
+                <w:sz w:val="24"/>
+                <w:szCs w:val="24"/>
+              </w:rPr>
+              <w:t>8</w:t>
             </w:r>
           </w:p>
         </w:tc>
@@ -14810,7 +14972,11 @@
           </w:tcPr>
           <w:p>
             <w:pPr>
-              <w:spacing w:line="276" w:lineRule="auto"/>
+              <w:spacing w:line="360" w:lineRule="auto"/>
+              <w:rPr>
+                <w:sz w:val="24"/>
+                <w:szCs w:val="24"/>
+              </w:rPr>
             </w:pPr>
             <w:r>
               <w:rPr>
@@ -14828,13 +14994,17 @@
           </w:tcPr>
           <w:p>
             <w:pPr>
-              <w:spacing w:line="276" w:lineRule="auto"/>
-              <w:jc w:val="center"/>
-            </w:pPr>
-            <w:r>
-              <w:rPr>
-                <w:sz w:val="20"/>
-                <w:szCs w:val="20"/>
+              <w:spacing w:line="360" w:lineRule="auto"/>
+              <w:jc w:val="center"/>
+              <w:rPr>
+                <w:sz w:val="24"/>
+                <w:szCs w:val="24"/>
+              </w:rPr>
+            </w:pPr>
+            <w:r>
+              <w:rPr>
+                <w:sz w:val="24"/>
+                <w:szCs w:val="24"/>
               </w:rPr>
               <w:t>61</w:t>
             </w:r>
@@ -14852,23 +15022,35 @@
           </w:tcPr>
           <w:p>
             <w:pPr>
-              <w:spacing w:line="276" w:lineRule="auto"/>
+              <w:spacing w:line="360" w:lineRule="auto"/>
+              <w:rPr>
+                <w:sz w:val="24"/>
+                <w:szCs w:val="24"/>
+              </w:rPr>
             </w:pPr>
             <w:r>
               <w:rPr>
                 <w:rFonts w:eastAsia="Arial"/>
-                <w:sz w:val="20"/>
-                <w:szCs w:val="20"/>
+                <w:sz w:val="24"/>
+                <w:szCs w:val="24"/>
               </w:rPr>
               <w:t>Tabl</w:t>
             </w:r>
             <w:r>
               <w:rPr>
                 <w:rFonts w:eastAsia="Arial"/>
-                <w:sz w:val="20"/>
-                <w:szCs w:val="20"/>
-              </w:rPr>
-              <w:t>e 4.8</w:t>
+                <w:sz w:val="24"/>
+                <w:szCs w:val="24"/>
+              </w:rPr>
+              <w:t>e 4.</w:t>
+            </w:r>
+            <w:r>
+              <w:rPr>
+                <w:rFonts w:eastAsia="Arial"/>
+                <w:sz w:val="24"/>
+                <w:szCs w:val="24"/>
+              </w:rPr>
+              <w:t>9</w:t>
             </w:r>
           </w:p>
         </w:tc>
@@ -14879,14 +15061,18 @@
           </w:tcPr>
           <w:p>
             <w:pPr>
-              <w:spacing w:line="276" w:lineRule="auto"/>
-            </w:pPr>
-            <w:r>
-              <w:rPr>
-                <w:sz w:val="24"/>
-                <w:szCs w:val="24"/>
-              </w:rPr>
-              <w:t>Optuna optima per feature subset. The inner CV-MCC column is the search fitness surface, not a performance estimate.</w:t>
+              <w:spacing w:line="360" w:lineRule="auto"/>
+              <w:rPr>
+                <w:sz w:val="24"/>
+                <w:szCs w:val="24"/>
+              </w:rPr>
+            </w:pPr>
+            <w:r>
+              <w:rPr>
+                <w:sz w:val="24"/>
+                <w:szCs w:val="24"/>
+              </w:rPr>
+              <w:t>Effect of regime-aligned hyperparameter optimization on the sealed test (Positive delta favors tuning)</w:t>
             </w:r>
           </w:p>
         </w:tc>
@@ -14897,13 +15083,17 @@
           </w:tcPr>
           <w:p>
             <w:pPr>
-              <w:spacing w:line="276" w:lineRule="auto"/>
-              <w:jc w:val="center"/>
-            </w:pPr>
-            <w:r>
-              <w:rPr>
-                <w:sz w:val="20"/>
-                <w:szCs w:val="20"/>
+              <w:spacing w:line="360" w:lineRule="auto"/>
+              <w:jc w:val="center"/>
+              <w:rPr>
+                <w:sz w:val="24"/>
+                <w:szCs w:val="24"/>
+              </w:rPr>
+            </w:pPr>
+            <w:r>
+              <w:rPr>
+                <w:sz w:val="24"/>
+                <w:szCs w:val="24"/>
               </w:rPr>
               <w:t>65</w:t>
             </w:r>
@@ -14921,23 +15111,35 @@
           </w:tcPr>
           <w:p>
             <w:pPr>
-              <w:spacing w:line="276" w:lineRule="auto"/>
+              <w:spacing w:line="360" w:lineRule="auto"/>
+              <w:rPr>
+                <w:sz w:val="24"/>
+                <w:szCs w:val="24"/>
+              </w:rPr>
             </w:pPr>
             <w:r>
               <w:rPr>
                 <w:rFonts w:eastAsia="Arial"/>
-                <w:sz w:val="20"/>
-                <w:szCs w:val="20"/>
+                <w:sz w:val="24"/>
+                <w:szCs w:val="24"/>
               </w:rPr>
               <w:t>Tabl</w:t>
             </w:r>
             <w:r>
               <w:rPr>
                 <w:rFonts w:eastAsia="Arial"/>
-                <w:sz w:val="20"/>
-                <w:szCs w:val="20"/>
-              </w:rPr>
-              <w:t>e 4.7</w:t>
+                <w:sz w:val="24"/>
+                <w:szCs w:val="24"/>
+              </w:rPr>
+              <w:t>e 4.</w:t>
+            </w:r>
+            <w:r>
+              <w:rPr>
+                <w:rFonts w:eastAsia="Arial"/>
+                <w:sz w:val="24"/>
+                <w:szCs w:val="24"/>
+              </w:rPr>
+              <w:t>10</w:t>
             </w:r>
           </w:p>
         </w:tc>
@@ -14949,17 +15151,17 @@
           <w:p>
             <w:pPr>
               <w:spacing w:line="360" w:lineRule="auto"/>
-            </w:pPr>
-            <w:r>
-              <w:t>Effect of regime-aligned hyperparameter optimization on the sealed test</w:t>
-            </w:r>
-          </w:p>
-          <w:p>
-            <w:pPr>
-              <w:spacing w:line="276" w:lineRule="auto"/>
-            </w:pPr>
-            <w:r>
-              <w:t>(Positive delta favors tuning)</w:t>
+              <w:rPr>
+                <w:sz w:val="24"/>
+                <w:szCs w:val="24"/>
+              </w:rPr>
+            </w:pPr>
+            <w:r>
+              <w:rPr>
+                <w:sz w:val="24"/>
+                <w:szCs w:val="24"/>
+              </w:rPr>
+              <w:t>Optuna optima per feature subset. The inner CV-MCC column is the search fitness surface, not a performance estimate.</w:t>
             </w:r>
           </w:p>
         </w:tc>
@@ -14970,13 +15172,17 @@
           </w:tcPr>
           <w:p>
             <w:pPr>
-              <w:spacing w:line="276" w:lineRule="auto"/>
-              <w:jc w:val="center"/>
-            </w:pPr>
-            <w:r>
-              <w:rPr>
-                <w:sz w:val="20"/>
-                <w:szCs w:val="20"/>
+              <w:spacing w:line="360" w:lineRule="auto"/>
+              <w:jc w:val="center"/>
+              <w:rPr>
+                <w:sz w:val="24"/>
+                <w:szCs w:val="24"/>
+              </w:rPr>
+            </w:pPr>
+            <w:r>
+              <w:rPr>
+                <w:sz w:val="24"/>
+                <w:szCs w:val="24"/>
               </w:rPr>
               <w:t>65</w:t>
             </w:r>
@@ -14994,23 +15200,35 @@
           </w:tcPr>
           <w:p>
             <w:pPr>
-              <w:spacing w:line="276" w:lineRule="auto"/>
+              <w:spacing w:line="360" w:lineRule="auto"/>
+              <w:rPr>
+                <w:sz w:val="24"/>
+                <w:szCs w:val="24"/>
+              </w:rPr>
             </w:pPr>
             <w:r>
               <w:rPr>
                 <w:rFonts w:eastAsia="Arial"/>
-                <w:sz w:val="20"/>
-                <w:szCs w:val="20"/>
+                <w:sz w:val="24"/>
+                <w:szCs w:val="24"/>
               </w:rPr>
               <w:t>Tabl</w:t>
             </w:r>
             <w:r>
               <w:rPr>
                 <w:rFonts w:eastAsia="Arial"/>
-                <w:sz w:val="20"/>
-                <w:szCs w:val="20"/>
-              </w:rPr>
-              <w:t>e 4.9</w:t>
+                <w:sz w:val="24"/>
+                <w:szCs w:val="24"/>
+              </w:rPr>
+              <w:t>e 4.</w:t>
+            </w:r>
+            <w:r>
+              <w:rPr>
+                <w:rFonts w:eastAsia="Arial"/>
+                <w:sz w:val="24"/>
+                <w:szCs w:val="24"/>
+              </w:rPr>
+              <w:t>11</w:t>
             </w:r>
           </w:p>
         </w:tc>
@@ -15021,9 +15239,17 @@
           </w:tcPr>
           <w:p>
             <w:pPr>
-              <w:spacing w:line="276" w:lineRule="auto"/>
-            </w:pPr>
-            <w:r>
+              <w:spacing w:line="360" w:lineRule="auto"/>
+              <w:rPr>
+                <w:sz w:val="24"/>
+                <w:szCs w:val="24"/>
+              </w:rPr>
+            </w:pPr>
+            <w:r>
+              <w:rPr>
+                <w:sz w:val="24"/>
+                <w:szCs w:val="24"/>
+              </w:rPr>
               <w:t>Non-graph baselines on the identical sealed test, with GraphSAGE for reference</w:t>
             </w:r>
           </w:p>
@@ -15035,13 +15261,17 @@
           </w:tcPr>
           <w:p>
             <w:pPr>
-              <w:spacing w:line="276" w:lineRule="auto"/>
-              <w:jc w:val="center"/>
-            </w:pPr>
-            <w:r>
-              <w:rPr>
-                <w:sz w:val="20"/>
-                <w:szCs w:val="20"/>
+              <w:spacing w:line="360" w:lineRule="auto"/>
+              <w:jc w:val="center"/>
+              <w:rPr>
+                <w:sz w:val="24"/>
+                <w:szCs w:val="24"/>
+              </w:rPr>
+            </w:pPr>
+            <w:r>
+              <w:rPr>
+                <w:sz w:val="24"/>
+                <w:szCs w:val="24"/>
               </w:rPr>
               <w:t>67</w:t>
             </w:r>
@@ -15059,21 +15289,25 @@
           </w:tcPr>
           <w:p>
             <w:pPr>
-              <w:spacing w:line="276" w:lineRule="auto"/>
+              <w:spacing w:line="360" w:lineRule="auto"/>
+              <w:rPr>
+                <w:sz w:val="24"/>
+                <w:szCs w:val="24"/>
+              </w:rPr>
             </w:pPr>
             <w:r>
               <w:rPr>
                 <w:rFonts w:eastAsia="Arial"/>
-                <w:sz w:val="20"/>
-                <w:szCs w:val="20"/>
+                <w:sz w:val="24"/>
+                <w:szCs w:val="24"/>
               </w:rPr>
               <w:t>Tabl</w:t>
             </w:r>
             <w:r>
               <w:rPr>
                 <w:rFonts w:eastAsia="Arial"/>
-                <w:sz w:val="20"/>
-                <w:szCs w:val="20"/>
+                <w:sz w:val="24"/>
+                <w:szCs w:val="24"/>
               </w:rPr>
               <w:t>e 4.12</w:t>
             </w:r>
@@ -15086,7 +15320,11 @@
           </w:tcPr>
           <w:p>
             <w:pPr>
-              <w:spacing w:line="276" w:lineRule="auto"/>
+              <w:spacing w:line="360" w:lineRule="auto"/>
+              <w:rPr>
+                <w:sz w:val="24"/>
+                <w:szCs w:val="24"/>
+              </w:rPr>
             </w:pPr>
             <w:r>
               <w:rPr>
@@ -15104,13 +15342,17 @@
           </w:tcPr>
           <w:p>
             <w:pPr>
-              <w:spacing w:line="276" w:lineRule="auto"/>
-              <w:jc w:val="center"/>
-            </w:pPr>
-            <w:r>
-              <w:rPr>
-                <w:sz w:val="20"/>
-                <w:szCs w:val="20"/>
+              <w:spacing w:line="360" w:lineRule="auto"/>
+              <w:jc w:val="center"/>
+              <w:rPr>
+                <w:sz w:val="24"/>
+                <w:szCs w:val="24"/>
+              </w:rPr>
+            </w:pPr>
+            <w:r>
+              <w:rPr>
+                <w:sz w:val="24"/>
+                <w:szCs w:val="24"/>
               </w:rPr>
               <w:t>69</w:t>
             </w:r>
@@ -15195,7 +15437,7 @@
       <w:bookmarkStart w:id="18" w:name="_Toc150370414"/>
       <w:bookmarkStart w:id="19" w:name="_Toc150372213"/>
       <w:bookmarkStart w:id="20" w:name="_Toc151025036"/>
-      <w:bookmarkStart w:id="21" w:name="_Toc235609990"/>
+      <w:bookmarkStart w:id="21" w:name="_Toc235635293"/>
       <w:bookmarkEnd w:id="16"/>
       <w:bookmarkEnd w:id="17"/>
       <w:r>
@@ -16948,7 +17190,7 @@
         </w:rPr>
       </w:pPr>
       <w:bookmarkStart w:id="22" w:name="_Toc151025037"/>
-      <w:bookmarkStart w:id="23" w:name="_Toc235609991"/>
+      <w:bookmarkStart w:id="23" w:name="_Toc235635294"/>
       <w:r>
         <w:rPr>
           <w:sz w:val="34"/>
@@ -18225,7 +18467,7 @@
         </w:rPr>
       </w:pPr>
       <w:bookmarkStart w:id="24" w:name="_Toc151025038"/>
-      <w:bookmarkStart w:id="25" w:name="_Toc235609992"/>
+      <w:bookmarkStart w:id="25" w:name="_Toc235635295"/>
       <w:r>
         <w:rPr>
           <w:sz w:val="34"/>
@@ -18345,7 +18587,7 @@
     </w:p>
     <w:bookmarkStart w:id="26" w:name="_bookmark5"/>
     <w:bookmarkStart w:id="27" w:name="_Toc151025039"/>
-    <w:bookmarkStart w:id="28" w:name="_Toc235609993"/>
+    <w:bookmarkStart w:id="28" w:name="_Toc235635296"/>
     <w:bookmarkEnd w:id="26"/>
     <w:p>
       <w:pPr>
@@ -18459,7 +18701,7 @@
       <w:bookmarkStart w:id="29" w:name="_Toc150370415"/>
       <w:bookmarkStart w:id="30" w:name="_Toc150372214"/>
       <w:bookmarkStart w:id="31" w:name="_Toc151025040"/>
-      <w:bookmarkStart w:id="32" w:name="_Toc235609994"/>
+      <w:bookmarkStart w:id="32" w:name="_Toc235635297"/>
       <w:r>
         <w:rPr>
           <w:sz w:val="40"/>
@@ -18488,7 +18730,7 @@
           <w:szCs w:val="28"/>
         </w:rPr>
       </w:pPr>
-      <w:bookmarkStart w:id="33" w:name="_Toc235609995"/>
+      <w:bookmarkStart w:id="33" w:name="_Toc235635298"/>
       <w:r>
         <w:rPr>
           <w:rStyle w:val="Heading1Char"/>
@@ -19028,7 +19270,7 @@
           <w:szCs w:val="28"/>
         </w:rPr>
       </w:pPr>
-      <w:bookmarkStart w:id="34" w:name="_Toc235609996"/>
+      <w:bookmarkStart w:id="34" w:name="_Toc235635299"/>
       <w:r>
         <w:rPr>
           <w:rStyle w:val="Heading1Char"/>
@@ -19212,7 +19454,7 @@
           <w:szCs w:val="28"/>
         </w:rPr>
       </w:pPr>
-      <w:bookmarkStart w:id="35" w:name="_Toc235609997"/>
+      <w:bookmarkStart w:id="35" w:name="_Toc235635300"/>
       <w:r>
         <w:rPr>
           <w:rStyle w:val="Heading1Char"/>
@@ -19662,7 +19904,7 @@
         </w:rPr>
       </w:pPr>
       <w:bookmarkStart w:id="36" w:name="_Toc151025044"/>
-      <w:bookmarkStart w:id="37" w:name="_Toc235609998"/>
+      <w:bookmarkStart w:id="37" w:name="_Toc235635301"/>
       <w:r>
         <w:rPr>
           <w:rStyle w:val="Heading1Char"/>
@@ -19883,7 +20125,7 @@
           <w:szCs w:val="28"/>
         </w:rPr>
       </w:pPr>
-      <w:bookmarkStart w:id="38" w:name="_Toc235609999"/>
+      <w:bookmarkStart w:id="38" w:name="_Toc235635302"/>
       <w:r>
         <w:rPr>
           <w:rStyle w:val="Heading1Char"/>
@@ -20080,7 +20322,7 @@
           <w:szCs w:val="28"/>
         </w:rPr>
       </w:pPr>
-      <w:bookmarkStart w:id="39" w:name="_Toc235610000"/>
+      <w:bookmarkStart w:id="39" w:name="_Toc235635303"/>
       <w:r>
         <w:rPr>
           <w:rStyle w:val="Heading1Char"/>
@@ -20196,7 +20438,7 @@
           <w:szCs w:val="28"/>
         </w:rPr>
       </w:pPr>
-      <w:bookmarkStart w:id="40" w:name="_Toc235610001"/>
+      <w:bookmarkStart w:id="40" w:name="_Toc235635304"/>
       <w:r>
         <w:rPr>
           <w:rStyle w:val="Heading1Char"/>
@@ -20317,7 +20559,7 @@
           <w:szCs w:val="28"/>
         </w:rPr>
       </w:pPr>
-      <w:bookmarkStart w:id="43" w:name="_Toc235610002"/>
+      <w:bookmarkStart w:id="43" w:name="_Toc235635305"/>
       <w:r>
         <w:rPr>
           <w:rStyle w:val="Heading1Char"/>
@@ -20380,7 +20622,7 @@
           <w:szCs w:val="28"/>
         </w:rPr>
       </w:pPr>
-      <w:bookmarkStart w:id="44" w:name="_Toc235610003"/>
+      <w:bookmarkStart w:id="44" w:name="_Toc235635306"/>
       <w:r>
         <w:rPr>
           <w:rStyle w:val="Heading1Char"/>
@@ -20466,7 +20708,7 @@
           <w:szCs w:val="28"/>
         </w:rPr>
       </w:pPr>
-      <w:bookmarkStart w:id="45" w:name="_Toc235610004"/>
+      <w:bookmarkStart w:id="45" w:name="_Toc235635307"/>
       <w:r>
         <w:rPr>
           <w:rStyle w:val="Heading1Char"/>
@@ -20680,7 +20922,7 @@
           <w:szCs w:val="28"/>
         </w:rPr>
       </w:pPr>
-      <w:bookmarkStart w:id="46" w:name="_Toc235610005"/>
+      <w:bookmarkStart w:id="46" w:name="_Toc235635308"/>
       <w:r>
         <w:rPr>
           <w:sz w:val="28"/>
@@ -20920,7 +21162,7 @@
     <w:bookmarkStart w:id="49" w:name="Abbreviated_title"/>
     <w:bookmarkStart w:id="50" w:name="_bookmark7"/>
     <w:bookmarkStart w:id="51" w:name="_Toc151025045"/>
-    <w:bookmarkStart w:id="52" w:name="_Toc235610006"/>
+    <w:bookmarkStart w:id="52" w:name="_Toc235635309"/>
     <w:bookmarkEnd w:id="49"/>
     <w:bookmarkEnd w:id="50"/>
     <w:p>
@@ -21032,7 +21274,7 @@
           <w:szCs w:val="40"/>
         </w:rPr>
       </w:pPr>
-      <w:bookmarkStart w:id="53" w:name="_Toc235610007"/>
+      <w:bookmarkStart w:id="53" w:name="_Toc235635310"/>
       <w:r>
         <w:rPr>
           <w:sz w:val="40"/>
@@ -21059,7 +21301,7 @@
           <w:szCs w:val="28"/>
         </w:rPr>
       </w:pPr>
-      <w:bookmarkStart w:id="54" w:name="_Toc235610008"/>
+      <w:bookmarkStart w:id="54" w:name="_Toc235635311"/>
       <w:r>
         <w:rPr>
           <w:rStyle w:val="Heading1Char"/>
@@ -21103,7 +21345,7 @@
           <w:szCs w:val="28"/>
         </w:rPr>
       </w:pPr>
-      <w:bookmarkStart w:id="55" w:name="_Toc235610009"/>
+      <w:bookmarkStart w:id="55" w:name="_Toc235635312"/>
       <w:r>
         <w:rPr>
           <w:sz w:val="28"/>
@@ -21119,7 +21361,7 @@
         <w:ind w:left="0"/>
         <w:jc w:val="both"/>
       </w:pPr>
-      <w:bookmarkStart w:id="56" w:name="_Toc235610010"/>
+      <w:bookmarkStart w:id="56" w:name="_Toc235635313"/>
       <w:r>
         <w:t xml:space="preserve">2.2.1 </w:t>
       </w:r>
@@ -21358,7 +21600,7 @@
         <w:ind w:left="0"/>
         <w:jc w:val="both"/>
       </w:pPr>
-      <w:bookmarkStart w:id="58" w:name="_Toc235610011"/>
+      <w:bookmarkStart w:id="58" w:name="_Toc235635314"/>
       <w:r>
         <w:t xml:space="preserve">2.2.2 </w:t>
       </w:r>
@@ -21649,7 +21891,7 @@
         <w:ind w:left="0"/>
         <w:jc w:val="both"/>
       </w:pPr>
-      <w:bookmarkStart w:id="59" w:name="_Toc235610012"/>
+      <w:bookmarkStart w:id="59" w:name="_Toc235635315"/>
       <w:r>
         <w:t xml:space="preserve">2.2.3 </w:t>
       </w:r>
@@ -21783,7 +22025,7 @@
         <w:ind w:left="0"/>
         <w:jc w:val="both"/>
       </w:pPr>
-      <w:bookmarkStart w:id="60" w:name="_Toc235610013"/>
+      <w:bookmarkStart w:id="60" w:name="_Toc235635316"/>
       <w:r>
         <w:t xml:space="preserve">2.2.4 </w:t>
       </w:r>
@@ -21893,7 +22135,7 @@
         <w:ind w:left="0"/>
         <w:jc w:val="both"/>
       </w:pPr>
-      <w:bookmarkStart w:id="61" w:name="_Toc235610014"/>
+      <w:bookmarkStart w:id="61" w:name="_Toc235635317"/>
       <w:r>
         <w:t xml:space="preserve">2.2.5 </w:t>
       </w:r>
@@ -22014,7 +22256,7 @@
         <w:ind w:left="0"/>
         <w:jc w:val="both"/>
       </w:pPr>
-      <w:bookmarkStart w:id="62" w:name="_Toc235610015"/>
+      <w:bookmarkStart w:id="62" w:name="_Toc235635318"/>
       <w:r>
         <w:t xml:space="preserve">2.2.6 </w:t>
       </w:r>
@@ -22132,7 +22374,7 @@
         <w:ind w:left="0"/>
         <w:jc w:val="both"/>
       </w:pPr>
-      <w:bookmarkStart w:id="63" w:name="_Toc235610016"/>
+      <w:bookmarkStart w:id="63" w:name="_Toc235635319"/>
       <w:r>
         <w:t xml:space="preserve">2.2.7 </w:t>
       </w:r>
@@ -22255,7 +22497,7 @@
         <w:ind w:left="0"/>
         <w:jc w:val="both"/>
       </w:pPr>
-      <w:bookmarkStart w:id="64" w:name="_Toc235610017"/>
+      <w:bookmarkStart w:id="64" w:name="_Toc235635320"/>
       <w:r>
         <w:t xml:space="preserve">2.2.8 </w:t>
       </w:r>
@@ -22368,7 +22610,7 @@
         <w:ind w:left="0"/>
         <w:jc w:val="both"/>
       </w:pPr>
-      <w:bookmarkStart w:id="65" w:name="_Toc235610018"/>
+      <w:bookmarkStart w:id="65" w:name="_Toc235635321"/>
       <w:r>
         <w:t xml:space="preserve">2.2.9 </w:t>
       </w:r>
@@ -24594,7 +24836,7 @@
           <w:szCs w:val="28"/>
         </w:rPr>
       </w:pPr>
-      <w:bookmarkStart w:id="66" w:name="_Toc235610019"/>
+      <w:bookmarkStart w:id="66" w:name="_Toc235635322"/>
       <w:r>
         <w:rPr>
           <w:sz w:val="28"/>
@@ -24724,7 +24966,7 @@
           <w:szCs w:val="28"/>
         </w:rPr>
       </w:pPr>
-      <w:bookmarkStart w:id="67" w:name="_Toc235610020"/>
+      <w:bookmarkStart w:id="67" w:name="_Toc235635323"/>
       <w:r>
         <w:rPr>
           <w:sz w:val="28"/>
@@ -24939,7 +25181,7 @@
       </w:pPr>
     </w:p>
     <w:bookmarkStart w:id="68" w:name="_Toc151025051"/>
-    <w:bookmarkStart w:id="69" w:name="_Toc235610021"/>
+    <w:bookmarkStart w:id="69" w:name="_Toc235635324"/>
     <w:p>
       <w:pPr>
         <w:pStyle w:val="Heading1"/>
@@ -25048,7 +25290,7 @@
           <w:szCs w:val="40"/>
         </w:rPr>
       </w:pPr>
-      <w:bookmarkStart w:id="70" w:name="_Toc235610022"/>
+      <w:bookmarkStart w:id="70" w:name="_Toc235635325"/>
       <w:r>
         <w:rPr>
           <w:sz w:val="40"/>
@@ -25080,7 +25322,7 @@
           <w:szCs w:val="28"/>
         </w:rPr>
       </w:pPr>
-      <w:bookmarkStart w:id="71" w:name="_Toc235610023"/>
+      <w:bookmarkStart w:id="71" w:name="_Toc235635326"/>
       <w:r>
         <w:rPr>
           <w:sz w:val="28"/>
@@ -25268,7 +25510,7 @@
           <w:szCs w:val="28"/>
         </w:rPr>
       </w:pPr>
-      <w:bookmarkStart w:id="72" w:name="_Toc235610024"/>
+      <w:bookmarkStart w:id="72" w:name="_Toc235635327"/>
       <w:r>
         <w:rPr>
           <w:sz w:val="28"/>
@@ -25478,7 +25720,7 @@
           <w:szCs w:val="28"/>
         </w:rPr>
       </w:pPr>
-      <w:bookmarkStart w:id="73" w:name="_Toc235610025"/>
+      <w:bookmarkStart w:id="73" w:name="_Toc235635328"/>
       <w:r>
         <w:rPr>
           <w:sz w:val="28"/>
@@ -25588,7 +25830,7 @@
           <w:szCs w:val="28"/>
         </w:rPr>
       </w:pPr>
-      <w:bookmarkStart w:id="74" w:name="_Toc235610026"/>
+      <w:bookmarkStart w:id="74" w:name="_Toc235635329"/>
       <w:r>
         <w:rPr>
           <w:sz w:val="28"/>
@@ -25617,7 +25859,7 @@
           <w:szCs w:val="24"/>
         </w:rPr>
       </w:pPr>
-      <w:bookmarkStart w:id="75" w:name="_Toc235610027"/>
+      <w:bookmarkStart w:id="75" w:name="_Toc235635330"/>
       <w:r>
         <w:rPr>
           <w:sz w:val="24"/>
@@ -26284,7 +26526,7 @@
           <w:szCs w:val="24"/>
         </w:rPr>
       </w:pPr>
-      <w:bookmarkStart w:id="76" w:name="_Toc235610028"/>
+      <w:bookmarkStart w:id="76" w:name="_Toc235635331"/>
       <w:r>
         <w:rPr>
           <w:sz w:val="24"/>
@@ -28612,7 +28854,7 @@
         </w:rPr>
       </w:pPr>
       <w:bookmarkStart w:id="77" w:name="_Toc234965837"/>
-      <w:bookmarkStart w:id="78" w:name="_Toc235610029"/>
+      <w:bookmarkStart w:id="78" w:name="_Toc235635332"/>
       <w:r>
         <w:rPr>
           <w:sz w:val="24"/>
@@ -28843,7 +29085,7 @@
         </w:rPr>
       </w:pPr>
       <w:bookmarkStart w:id="79" w:name="_Toc234965838"/>
-      <w:bookmarkStart w:id="80" w:name="_Toc235610030"/>
+      <w:bookmarkStart w:id="80" w:name="_Toc235635333"/>
       <w:r>
         <w:rPr>
           <w:sz w:val="24"/>
@@ -29689,7 +29931,7 @@
         </w:rPr>
       </w:pPr>
       <w:bookmarkStart w:id="81" w:name="_Toc234965839"/>
-      <w:bookmarkStart w:id="82" w:name="_Toc235610031"/>
+      <w:bookmarkStart w:id="82" w:name="_Toc235635334"/>
       <w:r>
         <w:rPr>
           <w:sz w:val="24"/>
@@ -30534,7 +30776,7 @@
         </w:rPr>
       </w:pPr>
       <w:bookmarkStart w:id="83" w:name="_Toc234965840"/>
-      <w:bookmarkStart w:id="84" w:name="_Toc235610032"/>
+      <w:bookmarkStart w:id="84" w:name="_Toc235635335"/>
       <w:r>
         <w:rPr>
           <w:sz w:val="24"/>
@@ -30818,7 +31060,7 @@
         </w:rPr>
       </w:pPr>
       <w:bookmarkStart w:id="85" w:name="_Toc234965841"/>
-      <w:bookmarkStart w:id="86" w:name="_Toc235610033"/>
+      <w:bookmarkStart w:id="86" w:name="_Toc235635336"/>
       <w:r>
         <w:rPr>
           <w:sz w:val="24"/>
@@ -31252,7 +31494,7 @@
         </w:rPr>
       </w:pPr>
       <w:bookmarkStart w:id="87" w:name="_Toc234965842"/>
-      <w:bookmarkStart w:id="88" w:name="_Toc235610034"/>
+      <w:bookmarkStart w:id="88" w:name="_Toc235635337"/>
       <w:r>
         <w:rPr>
           <w:sz w:val="24"/>
@@ -32521,7 +32763,7 @@
           <w:szCs w:val="28"/>
         </w:rPr>
       </w:pPr>
-      <w:bookmarkStart w:id="89" w:name="_Toc235610035"/>
+      <w:bookmarkStart w:id="89" w:name="_Toc235635338"/>
       <w:r>
         <w:rPr>
           <w:sz w:val="28"/>
@@ -32570,7 +32812,7 @@
           <w:szCs w:val="24"/>
         </w:rPr>
       </w:pPr>
-      <w:bookmarkStart w:id="90" w:name="_Toc235610036"/>
+      <w:bookmarkStart w:id="90" w:name="_Toc235635339"/>
       <w:r>
         <w:rPr>
           <w:sz w:val="24"/>
@@ -35374,7 +35616,7 @@
           <w:szCs w:val="24"/>
         </w:rPr>
       </w:pPr>
-      <w:bookmarkStart w:id="91" w:name="_Toc235610037"/>
+      <w:bookmarkStart w:id="91" w:name="_Toc235635340"/>
       <w:r>
         <w:rPr>
           <w:sz w:val="24"/>
@@ -35469,7 +35711,7 @@
           <w:szCs w:val="28"/>
         </w:rPr>
       </w:pPr>
-      <w:bookmarkStart w:id="92" w:name="_Toc235610038"/>
+      <w:bookmarkStart w:id="92" w:name="_Toc235635341"/>
       <w:r>
         <w:rPr>
           <w:sz w:val="28"/>
@@ -35498,7 +35740,7 @@
         </w:rPr>
       </w:pPr>
       <w:bookmarkStart w:id="93" w:name="_Toc234965847"/>
-      <w:bookmarkStart w:id="94" w:name="_Toc235610039"/>
+      <w:bookmarkStart w:id="94" w:name="_Toc235635342"/>
       <w:r>
         <w:rPr>
           <w:sz w:val="24"/>
@@ -35641,7 +35883,7 @@
       </w:pPr>
       <w:bookmarkStart w:id="95" w:name="_Toc234965848"/>
       <w:bookmarkStart w:id="96" w:name="the-sealed-test-protocol"/>
-      <w:bookmarkStart w:id="97" w:name="_Toc235610040"/>
+      <w:bookmarkStart w:id="97" w:name="_Toc235635343"/>
       <w:r>
         <w:rPr>
           <w:sz w:val="24"/>
@@ -35779,7 +36021,7 @@
         </w:rPr>
       </w:pPr>
       <w:bookmarkStart w:id="98" w:name="_Toc234965849"/>
-      <w:bookmarkStart w:id="99" w:name="_Toc235610041"/>
+      <w:bookmarkStart w:id="99" w:name="_Toc235635344"/>
       <w:bookmarkEnd w:id="96"/>
       <w:r>
         <w:rPr>
@@ -35887,7 +36129,7 @@
       </w:pPr>
       <w:bookmarkStart w:id="100" w:name="_Toc234965850"/>
       <w:bookmarkStart w:id="101" w:name="the-three-experimental-arms"/>
-      <w:bookmarkStart w:id="102" w:name="_Toc235610042"/>
+      <w:bookmarkStart w:id="102" w:name="_Toc235635345"/>
       <w:r>
         <w:rPr>
           <w:sz w:val="24"/>
@@ -36149,7 +36391,7 @@
           <w:szCs w:val="28"/>
         </w:rPr>
       </w:pPr>
-      <w:bookmarkStart w:id="103" w:name="_Toc235610043"/>
+      <w:bookmarkStart w:id="103" w:name="_Toc235635346"/>
       <w:r>
         <w:rPr>
           <w:sz w:val="28"/>
@@ -36708,7 +36950,7 @@
           <w:szCs w:val="28"/>
         </w:rPr>
       </w:pPr>
-      <w:bookmarkStart w:id="104" w:name="_Toc235610044"/>
+      <w:bookmarkStart w:id="104" w:name="_Toc235635347"/>
       <w:r>
         <w:rPr>
           <w:sz w:val="28"/>
@@ -37058,7 +37300,7 @@
         </w:rPr>
       </w:pPr>
     </w:p>
-    <w:bookmarkStart w:id="106" w:name="_Toc235610045"/>
+    <w:bookmarkStart w:id="106" w:name="_Toc235635348"/>
     <w:p>
       <w:pPr>
         <w:pStyle w:val="Heading1"/>
@@ -37166,7 +37408,7 @@
           <w:szCs w:val="40"/>
         </w:rPr>
       </w:pPr>
-      <w:bookmarkStart w:id="107" w:name="_Toc235610046"/>
+      <w:bookmarkStart w:id="107" w:name="_Toc235635349"/>
       <w:r>
         <w:rPr>
           <w:sz w:val="40"/>
@@ -37197,7 +37439,7 @@
         </w:rPr>
         <w:t xml:space="preserve"> </w:t>
       </w:r>
-      <w:bookmarkStart w:id="108" w:name="_Toc235610047"/>
+      <w:bookmarkStart w:id="108" w:name="_Toc235635350"/>
       <w:r>
         <w:rPr>
           <w:sz w:val="28"/>
@@ -37317,7 +37559,7 @@
         </w:rPr>
         <w:t xml:space="preserve"> </w:t>
       </w:r>
-      <w:bookmarkStart w:id="109" w:name="_Toc235610048"/>
+      <w:bookmarkStart w:id="109" w:name="_Toc235635351"/>
       <w:r>
         <w:rPr>
           <w:sz w:val="28"/>
@@ -37405,7 +37647,7 @@
         </w:rPr>
         <w:t xml:space="preserve"> </w:t>
       </w:r>
-      <w:bookmarkStart w:id="110" w:name="_Toc235610049"/>
+      <w:bookmarkStart w:id="110" w:name="_Toc235635352"/>
       <w:r>
         <w:rPr>
           <w:sz w:val="28"/>
@@ -37541,7 +37783,7 @@
         <w:lastRenderedPageBreak/>
         <w:t xml:space="preserve"> </w:t>
       </w:r>
-      <w:bookmarkStart w:id="111" w:name="_Toc235610050"/>
+      <w:bookmarkStart w:id="111" w:name="_Toc235635353"/>
       <w:r>
         <w:rPr>
           <w:sz w:val="28"/>
@@ -37658,7 +37900,7 @@
         </w:rPr>
         <w:t xml:space="preserve"> </w:t>
       </w:r>
-      <w:bookmarkStart w:id="112" w:name="_Toc235610051"/>
+      <w:bookmarkStart w:id="112" w:name="_Toc235635354"/>
       <w:r>
         <w:rPr>
           <w:sz w:val="28"/>
@@ -37680,7 +37922,7 @@
         </w:rPr>
       </w:pPr>
       <w:bookmarkStart w:id="113" w:name="_Toc234965860"/>
-      <w:bookmarkStart w:id="114" w:name="_Toc235610052"/>
+      <w:bookmarkStart w:id="114" w:name="_Toc235635355"/>
       <w:r>
         <w:rPr>
           <w:sz w:val="24"/>
@@ -41253,7 +41495,7 @@
         </w:rPr>
       </w:pPr>
       <w:bookmarkStart w:id="115" w:name="_Toc234965861"/>
-      <w:bookmarkStart w:id="116" w:name="_Toc235610053"/>
+      <w:bookmarkStart w:id="116" w:name="_Toc235635356"/>
       <w:r>
         <w:rPr>
           <w:sz w:val="24"/>
@@ -41357,7 +41599,7 @@
           <w:sz w:val="24"/>
           <w:szCs w:val="24"/>
         </w:rPr>
-        <w:t xml:space="preserve">raph, and are the </w:t>
+        <w:t xml:space="preserve">raph, are the </w:t>
       </w:r>
       <w:r>
         <w:rPr>
@@ -43074,7 +43316,13 @@
         <w:t xml:space="preserve">. </w:t>
       </w:r>
       <w:r>
-        <w:t>Table 4.10 summarizes the Family 1 comparisons between GraphSAGE and each of the four alternative graph neural network architectures.</w:t>
+        <w:t>Table 4.</w:t>
+      </w:r>
+      <w:r>
+        <w:t>4</w:t>
+      </w:r>
+      <w:r>
+        <w:t xml:space="preserve"> summarizes the Family 1 comparisons between GraphSAGE and each of the four alternative graph neural network architectures.</w:t>
       </w:r>
       <w:r>
         <w:t xml:space="preserve"> </w:t>
@@ -43095,7 +43343,16 @@
           <w:sz w:val="24"/>
           <w:szCs w:val="24"/>
         </w:rPr>
-        <w:t>Table 4.10</w:t>
+        <w:t>Table 4.</w:t>
+      </w:r>
+      <w:r>
+        <w:rPr>
+          <w:b/>
+          <w:bCs/>
+          <w:sz w:val="24"/>
+          <w:szCs w:val="24"/>
+        </w:rPr>
+        <w:t>4</w:t>
       </w:r>
       <w:r>
         <w:rPr>
@@ -44801,7 +45058,7 @@
         </w:rPr>
         <w:lastRenderedPageBreak/>
         <w:drawing>
-          <wp:anchor distT="0" distB="0" distL="114300" distR="114300" simplePos="0" relativeHeight="251688960" behindDoc="1" locked="0" layoutInCell="1" allowOverlap="1" wp14:anchorId="0AA6C197" wp14:editId="1F04AE10">
+          <wp:anchor distT="0" distB="0" distL="114300" distR="114300" simplePos="0" relativeHeight="251688960" behindDoc="1" locked="0" layoutInCell="1" allowOverlap="1" wp14:anchorId="0AA6C197" wp14:editId="14FB9B9F">
             <wp:simplePos x="0" y="0"/>
             <wp:positionH relativeFrom="margin">
               <wp:align>right</wp:align>
@@ -44983,13 +45240,27 @@
           <w:szCs w:val="24"/>
         </w:rPr>
       </w:pPr>
-      <w:bookmarkStart w:id="117" w:name="_Toc235610054"/>
-      <w:r>
-        <w:rPr>
-          <w:sz w:val="24"/>
-          <w:szCs w:val="24"/>
-        </w:rPr>
-        <w:t>4.5.2 RQ</w:t>
+      <w:bookmarkStart w:id="117" w:name="_Toc235635357"/>
+      <w:r>
+        <w:rPr>
+          <w:sz w:val="24"/>
+          <w:szCs w:val="24"/>
+        </w:rPr>
+        <w:t>4.5.</w:t>
+      </w:r>
+      <w:r>
+        <w:rPr>
+          <w:sz w:val="24"/>
+          <w:szCs w:val="24"/>
+        </w:rPr>
+        <w:t>3</w:t>
+      </w:r>
+      <w:r>
+        <w:rPr>
+          <w:sz w:val="24"/>
+          <w:szCs w:val="24"/>
+        </w:rPr>
+        <w:t xml:space="preserve"> RQ</w:t>
       </w:r>
       <w:r>
         <w:rPr>
@@ -45056,7 +45327,14 @@
           <w:sz w:val="24"/>
           <w:szCs w:val="24"/>
         </w:rPr>
-        <w:t>, and the complete set of 48 predictors. The composition of each subset is presented in Table 4.4</w:t>
+        <w:t>, and the complete set of 48 predictors. The composition of each subset is presented in Table 4.</w:t>
+      </w:r>
+      <w:r>
+        <w:rPr>
+          <w:sz w:val="24"/>
+          <w:szCs w:val="24"/>
+        </w:rPr>
+        <w:t>5</w:t>
       </w:r>
       <w:r>
         <w:rPr>
@@ -45097,7 +45375,16 @@
           <w:szCs w:val="24"/>
         </w:rPr>
         <w:lastRenderedPageBreak/>
-        <w:t>Table 4.4</w:t>
+        <w:t>Table 4.</w:t>
+      </w:r>
+      <w:r>
+        <w:rPr>
+          <w:b/>
+          <w:bCs/>
+          <w:sz w:val="24"/>
+          <w:szCs w:val="24"/>
+        </w:rPr>
+        <w:t>5</w:t>
       </w:r>
       <w:r>
         <w:rPr>
@@ -46096,7 +46383,14 @@
           <w:b/>
           <w:bCs/>
         </w:rPr>
-        <w:t>Table 4.5</w:t>
+        <w:t>Table 4.</w:t>
+      </w:r>
+      <w:r>
+        <w:rPr>
+          <w:b/>
+          <w:bCs/>
+        </w:rPr>
+        <w:t>6</w:t>
       </w:r>
       <w:r>
         <w:t xml:space="preserve"> Sealed-</w:t>
@@ -48203,7 +48497,13 @@
         <w:t>features</w:t>
       </w:r>
       <w:r>
-        <w:t>. The descriptive differences between each configuration and the baseline are summarized in Table 4.6.</w:t>
+        <w:t>. The descriptive differences between each configuration and the baseline are summarized in Table 4.</w:t>
+      </w:r>
+      <w:r>
+        <w:t>7</w:t>
+      </w:r>
+      <w:r>
+        <w:t>.</w:t>
       </w:r>
     </w:p>
     <w:p>
@@ -48223,14 +48523,37 @@
           <w:szCs w:val="24"/>
         </w:rPr>
         <w:lastRenderedPageBreak/>
-        <w:t>Table 4.6</w:t>
-      </w:r>
-      <w:r>
-        <w:rPr>
-          <w:sz w:val="24"/>
-          <w:szCs w:val="24"/>
-        </w:rPr>
-        <w:t xml:space="preserve"> Feature-selection effect relative to the 48-feature baseline (descriptive; see Table 4.11 for the inferential result).</w:t>
+        <w:t>Table 4.</w:t>
+      </w:r>
+      <w:r>
+        <w:rPr>
+          <w:b/>
+          <w:bCs/>
+          <w:sz w:val="24"/>
+          <w:szCs w:val="24"/>
+        </w:rPr>
+        <w:t>7</w:t>
+      </w:r>
+      <w:r>
+        <w:rPr>
+          <w:sz w:val="24"/>
+          <w:szCs w:val="24"/>
+        </w:rPr>
+        <w:t xml:space="preserve"> Feature-selection effect relative to the 48-feature baseline (descriptive; see Table 4.</w:t>
+      </w:r>
+      <w:r>
+        <w:rPr>
+          <w:sz w:val="24"/>
+          <w:szCs w:val="24"/>
+        </w:rPr>
+        <w:t>8</w:t>
+      </w:r>
+      <w:r>
+        <w:rPr>
+          <w:sz w:val="24"/>
+          <w:szCs w:val="24"/>
+        </w:rPr>
+        <w:t xml:space="preserve"> for the inferential result).</w:t>
       </w:r>
     </w:p>
     <w:tbl>
@@ -48869,10 +49192,28 @@
       </w:pPr>
       <w:r>
         <w:rPr>
-          <w:sz w:val="24"/>
-          <w:szCs w:val="24"/>
-        </w:rPr>
-        <w:t>Table 4.11 Family 2 - the all-feature baseline against the feature-selected configurations</w:t>
+          <w:b/>
+          <w:bCs/>
+          <w:sz w:val="24"/>
+          <w:szCs w:val="24"/>
+        </w:rPr>
+        <w:t>Table 4.</w:t>
+      </w:r>
+      <w:r>
+        <w:rPr>
+          <w:b/>
+          <w:bCs/>
+          <w:sz w:val="24"/>
+          <w:szCs w:val="24"/>
+        </w:rPr>
+        <w:t>8</w:t>
+      </w:r>
+      <w:r>
+        <w:rPr>
+          <w:sz w:val="24"/>
+          <w:szCs w:val="24"/>
+        </w:rPr>
+        <w:t xml:space="preserve"> Family 2 - the all-feature baseline against the feature-selected configurations</w:t>
       </w:r>
     </w:p>
     <w:tbl>
@@ -49584,7 +49925,7 @@
           <w:noProof/>
         </w:rPr>
         <w:drawing>
-          <wp:anchor distT="0" distB="0" distL="114300" distR="114300" simplePos="0" relativeHeight="251689984" behindDoc="1" locked="0" layoutInCell="1" allowOverlap="1" wp14:anchorId="03DCAAAE" wp14:editId="1AF75F03">
+          <wp:anchor distT="0" distB="0" distL="114300" distR="114300" simplePos="0" relativeHeight="251689984" behindDoc="1" locked="0" layoutInCell="1" allowOverlap="1" wp14:anchorId="03DCAAAE" wp14:editId="184B1F47">
             <wp:simplePos x="0" y="0"/>
             <wp:positionH relativeFrom="margin">
               <wp:align>center</wp:align>
@@ -49845,7 +50186,7 @@
           <w:noProof/>
         </w:rPr>
         <w:drawing>
-          <wp:anchor distT="0" distB="0" distL="114300" distR="114300" simplePos="0" relativeHeight="251691008" behindDoc="1" locked="0" layoutInCell="1" allowOverlap="1" wp14:anchorId="212EF5BC" wp14:editId="12E29EEB">
+          <wp:anchor distT="0" distB="0" distL="114300" distR="114300" simplePos="0" relativeHeight="251691008" behindDoc="1" locked="0" layoutInCell="1" allowOverlap="1" wp14:anchorId="212EF5BC" wp14:editId="13E6CCCA">
             <wp:simplePos x="0" y="0"/>
             <wp:positionH relativeFrom="column">
               <wp:posOffset>0</wp:posOffset>
@@ -49913,7 +50254,7 @@
           <w:noProof/>
         </w:rPr>
         <w:drawing>
-          <wp:anchor distT="0" distB="0" distL="114300" distR="114300" simplePos="0" relativeHeight="251692032" behindDoc="1" locked="0" layoutInCell="1" allowOverlap="1" wp14:anchorId="333AC306" wp14:editId="083C7860">
+          <wp:anchor distT="0" distB="0" distL="114300" distR="114300" simplePos="0" relativeHeight="251692032" behindDoc="1" locked="0" layoutInCell="1" allowOverlap="1" wp14:anchorId="333AC306" wp14:editId="5CA3D31C">
             <wp:simplePos x="0" y="0"/>
             <wp:positionH relativeFrom="column">
               <wp:posOffset>0</wp:posOffset>
@@ -49975,7 +50316,7 @@
           <w:noProof/>
         </w:rPr>
         <w:drawing>
-          <wp:anchor distT="0" distB="0" distL="114300" distR="114300" simplePos="0" relativeHeight="251693056" behindDoc="1" locked="0" layoutInCell="1" allowOverlap="1" wp14:anchorId="1EEA5344" wp14:editId="3511D59B">
+          <wp:anchor distT="0" distB="0" distL="114300" distR="114300" simplePos="0" relativeHeight="251693056" behindDoc="1" locked="0" layoutInCell="1" allowOverlap="1" wp14:anchorId="1EEA5344" wp14:editId="488976EA">
             <wp:simplePos x="0" y="0"/>
             <wp:positionH relativeFrom="column">
               <wp:posOffset>0</wp:posOffset>
@@ -50388,7 +50729,7 @@
         </w:rPr>
       </w:pPr>
       <w:bookmarkStart w:id="118" w:name="_Toc234965863"/>
-      <w:bookmarkStart w:id="119" w:name="_Toc235610055"/>
+      <w:bookmarkStart w:id="119" w:name="_Toc235635358"/>
       <w:r>
         <w:rPr>
           <w:sz w:val="24"/>
@@ -50624,7 +50965,21 @@
           <w:szCs w:val="24"/>
         </w:rPr>
         <w:lastRenderedPageBreak/>
-        <w:t>every Optuna study, ensuring that the optimization process could not identify a configuration performing worse than the defaults under its own objective function. The optimal hyperparameter settings identified by the search are summarized in Table 4.8.</w:t>
+        <w:t>every Optuna study, ensuring that the optimization process could not identify a configuration performing worse than the defaults under its own objective function. The optimal hyperparameter settings identified by the search are summarized in Table 4</w:t>
+      </w:r>
+      <w:r>
+        <w:rPr>
+          <w:sz w:val="24"/>
+          <w:szCs w:val="24"/>
+        </w:rPr>
+        <w:t>.10</w:t>
+      </w:r>
+      <w:r>
+        <w:rPr>
+          <w:sz w:val="24"/>
+          <w:szCs w:val="24"/>
+        </w:rPr>
+        <w:t>.</w:t>
       </w:r>
     </w:p>
     <w:p>
@@ -50653,7 +51008,16 @@
           <w:sz w:val="24"/>
           <w:szCs w:val="24"/>
         </w:rPr>
-        <w:t>Table 4.7</w:t>
+        <w:t>Table 4.</w:t>
+      </w:r>
+      <w:r>
+        <w:rPr>
+          <w:b/>
+          <w:bCs/>
+          <w:sz w:val="24"/>
+          <w:szCs w:val="24"/>
+        </w:rPr>
+        <w:t>9</w:t>
       </w:r>
       <w:r>
         <w:rPr>
@@ -51563,16 +51927,16 @@
         <w:tblCaption w:val="Table 4.8 Optuna optima per feature subset. The inner CV-MCC column is the search fitness surface, not a performance estimate."/>
       </w:tblPr>
       <w:tblGrid>
-        <w:gridCol w:w="840"/>
+        <w:gridCol w:w="841"/>
         <w:gridCol w:w="436"/>
-        <w:gridCol w:w="832"/>
+        <w:gridCol w:w="826"/>
         <w:gridCol w:w="865"/>
         <w:gridCol w:w="974"/>
-        <w:gridCol w:w="775"/>
-        <w:gridCol w:w="847"/>
-        <w:gridCol w:w="536"/>
+        <w:gridCol w:w="773"/>
+        <w:gridCol w:w="843"/>
+        <w:gridCol w:w="535"/>
         <w:gridCol w:w="840"/>
-        <w:gridCol w:w="1109"/>
+        <w:gridCol w:w="1121"/>
         <w:gridCol w:w="1121"/>
       </w:tblGrid>
       <w:tr>
@@ -51792,15 +52156,13 @@
                 <w:bCs/>
               </w:rPr>
             </w:pPr>
-            <w:proofErr w:type="spellStart"/>
             <w:r>
               <w:rPr>
                 <w:b/>
                 <w:bCs/>
               </w:rPr>
-              <w:t>optimiser</w:t>
-            </w:r>
-            <w:proofErr w:type="spellEnd"/>
+              <w:t>optimizer</w:t>
+            </w:r>
           </w:p>
         </w:tc>
         <w:tc>
@@ -52515,7 +52877,16 @@
           <w:sz w:val="24"/>
           <w:szCs w:val="24"/>
         </w:rPr>
-        <w:t>Table 4.8</w:t>
+        <w:t>Table 4.</w:t>
+      </w:r>
+      <w:r>
+        <w:rPr>
+          <w:b/>
+          <w:bCs/>
+          <w:sz w:val="24"/>
+          <w:szCs w:val="24"/>
+        </w:rPr>
+        <w:t>10</w:t>
       </w:r>
       <w:r>
         <w:rPr>
@@ -52634,7 +53005,7 @@
           <w:noProof/>
         </w:rPr>
         <w:drawing>
-          <wp:anchor distT="0" distB="0" distL="114300" distR="114300" simplePos="0" relativeHeight="251697152" behindDoc="1" locked="0" layoutInCell="1" allowOverlap="1" wp14:anchorId="34B8DC7C" wp14:editId="68483478">
+          <wp:anchor distT="0" distB="0" distL="114300" distR="114300" simplePos="0" relativeHeight="251697152" behindDoc="1" locked="0" layoutInCell="1" allowOverlap="1" wp14:anchorId="34B8DC7C" wp14:editId="1CDC3FD4">
             <wp:simplePos x="0" y="0"/>
             <wp:positionH relativeFrom="margin">
               <wp:align>right</wp:align>
@@ -52770,7 +53141,7 @@
           <w:szCs w:val="24"/>
         </w:rPr>
       </w:pPr>
-      <w:bookmarkStart w:id="120" w:name="_Toc235610056"/>
+      <w:bookmarkStart w:id="120" w:name="_Toc235635359"/>
       <w:r>
         <w:rPr>
           <w:sz w:val="24"/>
@@ -52906,7 +53277,13 @@
         <w:t xml:space="preserve"> </w:t>
       </w:r>
       <w:r>
-        <w:t>Six conventional tabular classifiers were evaluated using the identical sealed data partition. Feature scaling and SMOTE were fitted independently within the cross-validation folds, hyperparameters were selected through an inner five-fold grid search, the final models were refitted on the complete training cohort, and each classifier was evaluated exactly once on the sealed test set. The resulting performance of these baseline models is reported alongside GraphSAGE in Table 4.9.</w:t>
+        <w:t>Six conventional tabular classifiers were evaluated using the identical sealed data partition. Feature scaling and SMOTE were fitted independently within the cross-validation folds, hyperparameters were selected through an inner five-fold grid search, the final models were refitted on the complete training cohort, and each classifier was evaluated exactly once on the sealed test set. The resulting performance of these baseline models is reported alongside GraphSAGE in Table 4.</w:t>
+      </w:r>
+      <w:r>
+        <w:t>11</w:t>
+      </w:r>
+      <w:r>
+        <w:t>.</w:t>
       </w:r>
     </w:p>
     <w:p>
@@ -52920,7 +53297,14 @@
           <w:b/>
           <w:bCs/>
         </w:rPr>
-        <w:t>Table 4.9</w:t>
+        <w:t>Table 4.</w:t>
+      </w:r>
+      <w:r>
+        <w:rPr>
+          <w:b/>
+          <w:bCs/>
+        </w:rPr>
+        <w:t>11</w:t>
       </w:r>
       <w:r>
         <w:t xml:space="preserve"> Non-graph baselines on the identical sealed test, with GraphSAGE for reference</w:t>
@@ -54866,7 +55250,13 @@
         <w:t xml:space="preserve"> </w:t>
       </w:r>
       <w:r>
-        <w:t xml:space="preserve">No paired statistical comparison was performed between the graph-based models and the tabular baselines. Accordingly, this study makes no claim of statistical superiority in either direction. The conclusion that can be supported is more limited, but also more informative. Differences of approximately 0.02 MCC fall comfortably within the resolution of the present study. As demonstrated by the inferential analysis in Table 4.10, even an MCC difference of +0.12 between GraphSAGE and GAT could not be distinguished from </w:t>
+        <w:t>No paired statistical comparison was performed between the graph-based models and the tabular baselines. Accordingly, this study makes no claim of statistical superiority in either direction. The conclusion that can be supported is more limited, but also more informative. Differences of approximately 0.02 MCC fall comfortably within the resolution of the present study. As demonstrated by the inferential analysis in Table 4.</w:t>
+      </w:r>
+      <w:r>
+        <w:t>4</w:t>
+      </w:r>
+      <w:r>
+        <w:t xml:space="preserve">, even an MCC difference of +0.12 between GraphSAGE and GAT could not be distinguished from </w:t>
       </w:r>
       <w:r>
         <w:lastRenderedPageBreak/>
@@ -54973,7 +55363,7 @@
         </w:rPr>
       </w:pPr>
       <w:bookmarkStart w:id="121" w:name="_Toc234965865"/>
-      <w:bookmarkStart w:id="122" w:name="_Toc235610057"/>
+      <w:bookmarkStart w:id="122" w:name="_Toc235635360"/>
       <w:r>
         <w:rPr>
           <w:sz w:val="24"/>
@@ -55603,7 +55993,7 @@
         </w:rPr>
         <w:t xml:space="preserve"> </w:t>
       </w:r>
-      <w:bookmarkStart w:id="123" w:name="_Toc235610058"/>
+      <w:bookmarkStart w:id="123" w:name="_Toc235635361"/>
       <w:r>
         <w:rPr>
           <w:sz w:val="28"/>
@@ -55888,7 +56278,7 @@
         <w:jc w:val="both"/>
       </w:pPr>
     </w:p>
-    <w:bookmarkStart w:id="124" w:name="_Toc235610059"/>
+    <w:bookmarkStart w:id="124" w:name="_Toc235635362"/>
     <w:p>
       <w:pPr>
         <w:pStyle w:val="Heading1"/>
@@ -55996,7 +56386,7 @@
           <w:szCs w:val="40"/>
         </w:rPr>
       </w:pPr>
-      <w:bookmarkStart w:id="125" w:name="_Toc235610060"/>
+      <w:bookmarkStart w:id="125" w:name="_Toc235635363"/>
       <w:r>
         <w:rPr>
           <w:sz w:val="40"/>
@@ -56026,7 +56416,7 @@
         </w:rPr>
         <w:t xml:space="preserve"> </w:t>
       </w:r>
-      <w:bookmarkStart w:id="126" w:name="_Toc235610061"/>
+      <w:bookmarkStart w:id="126" w:name="_Toc235635364"/>
       <w:r>
         <w:rPr>
           <w:sz w:val="28"/>
@@ -56097,7 +56487,7 @@
         </w:rPr>
         <w:t xml:space="preserve"> </w:t>
       </w:r>
-      <w:bookmarkStart w:id="127" w:name="_Toc235610062"/>
+      <w:bookmarkStart w:id="127" w:name="_Toc235635365"/>
       <w:r>
         <w:rPr>
           <w:sz w:val="28"/>
@@ -56191,7 +56581,7 @@
         <w:lastRenderedPageBreak/>
         <w:t xml:space="preserve"> </w:t>
       </w:r>
-      <w:bookmarkStart w:id="128" w:name="_Toc235610063"/>
+      <w:bookmarkStart w:id="128" w:name="_Toc235635366"/>
       <w:r>
         <w:rPr>
           <w:sz w:val="28"/>
@@ -56285,7 +56675,7 @@
         </w:rPr>
         <w:t xml:space="preserve"> </w:t>
       </w:r>
-      <w:bookmarkStart w:id="131" w:name="_Toc235610064"/>
+      <w:bookmarkStart w:id="131" w:name="_Toc235635367"/>
       <w:r>
         <w:rPr>
           <w:sz w:val="28"/>
@@ -56374,7 +56764,7 @@
         </w:rPr>
         <w:t xml:space="preserve"> </w:t>
       </w:r>
-      <w:bookmarkStart w:id="134" w:name="_Toc235610065"/>
+      <w:bookmarkStart w:id="134" w:name="_Toc235635368"/>
       <w:r>
         <w:rPr>
           <w:sz w:val="28"/>
@@ -56467,7 +56857,7 @@
         </w:rPr>
         <w:t xml:space="preserve"> </w:t>
       </w:r>
-      <w:bookmarkStart w:id="137" w:name="_Toc235610066"/>
+      <w:bookmarkStart w:id="137" w:name="_Toc235635369"/>
       <w:r>
         <w:rPr>
           <w:sz w:val="28"/>
@@ -56537,7 +56927,7 @@
         </w:rPr>
         <w:t xml:space="preserve"> </w:t>
       </w:r>
-      <w:bookmarkStart w:id="142" w:name="_Toc235610067"/>
+      <w:bookmarkStart w:id="142" w:name="_Toc235635370"/>
       <w:r>
         <w:rPr>
           <w:sz w:val="28"/>
@@ -56625,7 +57015,7 @@
         </w:rPr>
         <w:t xml:space="preserve"> </w:t>
       </w:r>
-      <w:bookmarkStart w:id="145" w:name="_Toc235610068"/>
+      <w:bookmarkStart w:id="145" w:name="_Toc235635371"/>
       <w:r>
         <w:rPr>
           <w:sz w:val="28"/>
@@ -56690,7 +57080,7 @@
         <w:lastRenderedPageBreak/>
         <w:t xml:space="preserve"> </w:t>
       </w:r>
-      <w:bookmarkStart w:id="148" w:name="_Toc235610069"/>
+      <w:bookmarkStart w:id="148" w:name="_Toc235635372"/>
       <w:r>
         <w:rPr>
           <w:sz w:val="28"/>
@@ -57863,7 +58253,7 @@
         <w:lastRenderedPageBreak/>
         <w:t xml:space="preserve"> </w:t>
       </w:r>
-      <w:bookmarkStart w:id="151" w:name="_Toc235610070"/>
+      <w:bookmarkStart w:id="151" w:name="_Toc235635373"/>
       <w:r>
         <w:rPr>
           <w:sz w:val="28"/>
@@ -57907,7 +58297,7 @@
           <w:szCs w:val="28"/>
         </w:rPr>
       </w:pPr>
-      <w:bookmarkStart w:id="154" w:name="_Toc235610071"/>
+      <w:bookmarkStart w:id="154" w:name="_Toc235635374"/>
       <w:r>
         <w:rPr>
           <w:sz w:val="28"/>
@@ -57963,7 +58353,7 @@
         </w:rPr>
         <w:lastRenderedPageBreak/>
         <w:drawing>
-          <wp:anchor distT="0" distB="0" distL="114300" distR="114300" simplePos="0" relativeHeight="251698176" behindDoc="1" locked="0" layoutInCell="1" allowOverlap="1" wp14:anchorId="00A4AACA" wp14:editId="20012DD6">
+          <wp:anchor distT="0" distB="0" distL="114300" distR="114300" simplePos="0" relativeHeight="251698176" behindDoc="1" locked="0" layoutInCell="1" allowOverlap="1" wp14:anchorId="00A4AACA" wp14:editId="5BD53196">
             <wp:simplePos x="0" y="0"/>
             <wp:positionH relativeFrom="margin">
               <wp:align>right</wp:align>
@@ -58054,7 +58444,7 @@
           <w:szCs w:val="28"/>
         </w:rPr>
       </w:pPr>
-      <w:bookmarkStart w:id="157" w:name="_Toc235610072"/>
+      <w:bookmarkStart w:id="157" w:name="_Toc235635375"/>
       <w:r>
         <w:rPr>
           <w:sz w:val="28"/>
@@ -58092,7 +58482,7 @@
         <w:t xml:space="preserve"> be avoided. The project was completed in five phases between January and July 2026. Each stage produced versioned outputs, allowing individual parts of the pipeline to be rerun without repeating the entire workflow. Progress was measured against five defined milestones, ending with the submission of the completed thesis.</w:t>
       </w:r>
     </w:p>
-    <w:bookmarkStart w:id="159" w:name="_Toc235610073"/>
+    <w:bookmarkStart w:id="159" w:name="_Toc235635376"/>
     <w:bookmarkEnd w:id="105"/>
     <w:p>
       <w:pPr>
@@ -58201,7 +58591,7 @@
           <w:szCs w:val="40"/>
         </w:rPr>
       </w:pPr>
-      <w:bookmarkStart w:id="160" w:name="_Toc235610074"/>
+      <w:bookmarkStart w:id="160" w:name="_Toc235635377"/>
       <w:r>
         <w:rPr>
           <w:sz w:val="40"/>
@@ -58231,7 +58621,7 @@
         </w:rPr>
         <w:t xml:space="preserve"> </w:t>
       </w:r>
-      <w:bookmarkStart w:id="161" w:name="_Toc235610075"/>
+      <w:bookmarkStart w:id="161" w:name="_Toc235635378"/>
       <w:r>
         <w:rPr>
           <w:sz w:val="28"/>
@@ -58446,7 +58836,7 @@
         </w:rPr>
         <w:t xml:space="preserve"> </w:t>
       </w:r>
-      <w:bookmarkStart w:id="162" w:name="_Toc235610076"/>
+      <w:bookmarkStart w:id="162" w:name="_Toc235635379"/>
       <w:r>
         <w:rPr>
           <w:sz w:val="28"/>
@@ -58670,7 +59060,7 @@
         </w:rPr>
         <w:t xml:space="preserve"> </w:t>
       </w:r>
-      <w:bookmarkStart w:id="163" w:name="_Toc235610077"/>
+      <w:bookmarkStart w:id="163" w:name="_Toc235635380"/>
       <w:r>
         <w:rPr>
           <w:sz w:val="28"/>
@@ -58746,7 +59136,7 @@
         </w:rPr>
         <w:t xml:space="preserve"> </w:t>
       </w:r>
-      <w:bookmarkStart w:id="164" w:name="_Toc235610078"/>
+      <w:bookmarkStart w:id="164" w:name="_Toc235635381"/>
       <w:r>
         <w:rPr>
           <w:sz w:val="28"/>
@@ -58990,7 +59380,7 @@
         </w:rPr>
       </w:pPr>
       <w:bookmarkStart w:id="165" w:name="_Toc151025057"/>
-      <w:bookmarkStart w:id="166" w:name="_Toc235610079"/>
+      <w:bookmarkStart w:id="166" w:name="_Toc235635382"/>
       <w:r>
         <w:rPr>
           <w:sz w:val="40"/>
@@ -62159,80 +62549,17 @@
     </w:p>
     <w:p>
       <w:pPr>
-        <w:jc w:val="center"/>
-        <w:sectPr>
-          <w:pgSz w:w="11910" w:h="16840"/>
-          <w:pgMar w:top="1440" w:right="1440" w:bottom="1440" w:left="1440" w:header="720" w:footer="720" w:gutter="0"/>
-          <w:cols w:space="720"/>
-          <w:docGrid w:linePitch="299"/>
-        </w:sectPr>
-      </w:pPr>
-    </w:p>
-    <w:p>
-      <w:pPr>
-        <w:pStyle w:val="Heading1"/>
-        <w:ind w:left="0"/>
-        <w:rPr>
-          <w:sz w:val="48"/>
-          <w:szCs w:val="48"/>
+        <w:spacing w:after="120" w:line="360" w:lineRule="auto"/>
+        <w:rPr>
+          <w:b/>
+          <w:sz w:val="24"/>
+          <w:szCs w:val="24"/>
         </w:rPr>
       </w:pPr>
       <w:bookmarkStart w:id="167" w:name="Appendix"/>
       <w:bookmarkStart w:id="168" w:name="_bookmark22"/>
-      <w:bookmarkStart w:id="169" w:name="_Toc151025058"/>
-      <w:bookmarkStart w:id="170" w:name="_Toc235610080"/>
       <w:bookmarkEnd w:id="167"/>
       <w:bookmarkEnd w:id="168"/>
-      <w:r>
-        <w:rPr>
-          <w:sz w:val="48"/>
-          <w:szCs w:val="48"/>
-        </w:rPr>
-        <w:lastRenderedPageBreak/>
-        <w:t>Appendix</w:t>
-      </w:r>
-      <w:bookmarkEnd w:id="169"/>
-      <w:bookmarkEnd w:id="170"/>
-    </w:p>
-    <w:p>
-      <w:pPr>
-        <w:pStyle w:val="BodyText"/>
-        <w:rPr>
-          <w:b/>
-          <w:sz w:val="20"/>
-        </w:rPr>
-      </w:pPr>
-    </w:p>
-    <w:p>
-      <w:pPr>
-        <w:pStyle w:val="ListParagraph"/>
-        <w:numPr>
-          <w:ilvl w:val="0"/>
-          <w:numId w:val="5"/>
-        </w:numPr>
-        <w:suppressAutoHyphens/>
-        <w:adjustRightInd w:val="0"/>
-        <w:spacing w:before="240" w:line="276" w:lineRule="auto"/>
-        <w:contextualSpacing/>
-        <w:jc w:val="both"/>
-        <w:textAlignment w:val="baseline"/>
-        <w:rPr>
-          <w:rFonts w:eastAsia="Arial Unicode MS"/>
-        </w:rPr>
-      </w:pPr>
-      <w:r>
-        <w:t>Provide any supplementary materials that you have used in your thesis such questionary of the interview and survey data collection, etc.</w:t>
-      </w:r>
-    </w:p>
-    <w:p>
-      <w:pPr>
-        <w:spacing w:after="120" w:line="360" w:lineRule="auto"/>
-        <w:rPr>
-          <w:b/>
-          <w:sz w:val="24"/>
-          <w:szCs w:val="24"/>
-        </w:rPr>
-      </w:pPr>
     </w:p>
     <w:sectPr>
       <w:pgSz w:w="11910" w:h="16840"/>
